--- a/lab1-2/отчет12.docx
+++ b/lab1-2/отчет12.docx
@@ -454,8 +454,6 @@
           <w:sz w:val="32"/>
         </w:rPr>
       </w:pPr>
-      <w:bookmarkStart w:id="0" w:name="_GoBack"/>
-      <w:bookmarkEnd w:id="0"/>
       <w:r>
         <w:rPr>
           <w:rFonts w:ascii="Times New Roman" w:hAnsi="Times New Roman" w:cs="Times New Roman"/>
@@ -1720,7 +1718,7 @@
           <w:rFonts w:ascii="Times New Roman" w:hAnsi="Times New Roman" w:cs="Times New Roman"/>
         </w:rPr>
       </w:pPr>
-      <w:bookmarkStart w:id="1" w:name="_Toc222941048"/>
+      <w:bookmarkStart w:id="0" w:name="_Toc222941048"/>
       <w:r>
         <w:rPr>
           <w:rFonts w:ascii="Times New Roman" w:hAnsi="Times New Roman" w:cs="Times New Roman"/>
@@ -1728,7 +1726,7 @@
         <w:lastRenderedPageBreak/>
         <w:t>Формулировка задачи</w:t>
       </w:r>
-      <w:bookmarkEnd w:id="1"/>
+      <w:bookmarkEnd w:id="0"/>
     </w:p>
     <w:p>
       <w:pPr>
@@ -1862,14 +1860,14 @@
           <w:rFonts w:ascii="Times New Roman" w:hAnsi="Times New Roman" w:cs="Times New Roman"/>
         </w:rPr>
       </w:pPr>
-      <w:bookmarkStart w:id="2" w:name="_Toc222941049"/>
+      <w:bookmarkStart w:id="1" w:name="_Toc222941049"/>
       <w:r>
         <w:rPr>
           <w:rFonts w:ascii="Times New Roman" w:hAnsi="Times New Roman" w:cs="Times New Roman"/>
         </w:rPr>
         <w:t>Теоретическая часть</w:t>
       </w:r>
-      <w:bookmarkEnd w:id="2"/>
+      <w:bookmarkEnd w:id="1"/>
     </w:p>
     <w:p>
       <w:pPr>
@@ -3463,19 +3461,11 @@
           <w:rFonts w:ascii="Times New Roman" w:hAnsi="Times New Roman" w:cs="Times New Roman"/>
         </w:rPr>
       </w:pPr>
-      <w:proofErr w:type="spellStart"/>
-      <w:r>
-        <w:rPr>
-          <w:rFonts w:ascii="Times New Roman" w:hAnsi="Times New Roman" w:cs="Times New Roman"/>
-        </w:rPr>
-        <w:t>Полусумма</w:t>
-      </w:r>
-      <w:proofErr w:type="spellEnd"/>
-      <w:r>
-        <w:rPr>
-          <w:rFonts w:ascii="Times New Roman" w:hAnsi="Times New Roman" w:cs="Times New Roman"/>
-        </w:rPr>
-        <w:t xml:space="preserve"> экстремальных элементов</w:t>
+      <w:r>
+        <w:rPr>
+          <w:rFonts w:ascii="Times New Roman" w:hAnsi="Times New Roman" w:cs="Times New Roman"/>
+        </w:rPr>
+        <w:t>Полусумма экстремальных элементов</w:t>
       </w:r>
     </w:p>
     <w:p>
@@ -3633,19 +3623,11 @@
           <w:rFonts w:ascii="Times New Roman" w:hAnsi="Times New Roman" w:cs="Times New Roman"/>
         </w:rPr>
       </w:pPr>
-      <w:proofErr w:type="spellStart"/>
-      <w:r>
-        <w:rPr>
-          <w:rFonts w:ascii="Times New Roman" w:hAnsi="Times New Roman" w:cs="Times New Roman"/>
-        </w:rPr>
-        <w:t>Полусумма</w:t>
-      </w:r>
-      <w:proofErr w:type="spellEnd"/>
-      <w:r>
-        <w:rPr>
-          <w:rFonts w:ascii="Times New Roman" w:hAnsi="Times New Roman" w:cs="Times New Roman"/>
-        </w:rPr>
-        <w:t xml:space="preserve"> квартилей</w:t>
+      <w:r>
+        <w:rPr>
+          <w:rFonts w:ascii="Times New Roman" w:hAnsi="Times New Roman" w:cs="Times New Roman"/>
+        </w:rPr>
+        <w:t>Полусумма квартилей</w:t>
       </w:r>
     </w:p>
     <w:p>
@@ -3869,14 +3851,7 @@
         <w:rPr>
           <w:rFonts w:ascii="Times New Roman" w:hAnsi="Times New Roman" w:cs="Times New Roman"/>
         </w:rPr>
-        <w:t xml:space="preserve">Усечённое </w:t>
-      </w:r>
-      <w:proofErr w:type="gramStart"/>
-      <w:r>
-        <w:rPr>
-          <w:rFonts w:ascii="Times New Roman" w:hAnsi="Times New Roman" w:cs="Times New Roman"/>
-        </w:rPr>
-        <w:t xml:space="preserve">среднее </w:t>
+        <w:t xml:space="preserve">Усечённое среднее </w:t>
       </w:r>
       <m:oMath>
         <m:sSub>
@@ -3913,14 +3888,7 @@
         <w:rPr>
           <w:rFonts w:ascii="Times New Roman" w:hAnsi="Times New Roman" w:cs="Times New Roman"/>
         </w:rPr>
-        <w:t>,</w:t>
-      </w:r>
-      <w:proofErr w:type="gramEnd"/>
-      <w:r>
-        <w:rPr>
-          <w:rFonts w:ascii="Times New Roman" w:hAnsi="Times New Roman" w:cs="Times New Roman"/>
-        </w:rPr>
-        <w:t xml:space="preserve"> расчёт как у выборочного среднего, но отбрасываются 10% наибольших и наименьших значений</w:t>
+        <w:t>, расчёт как у выборочного среднего, но отбрасываются 10% наибольших и наименьших значений</w:t>
       </w:r>
     </w:p>
     <w:p>
@@ -4000,13 +3968,7 @@
             <w:rPr>
               <w:rFonts w:ascii="Cambria Math" w:hAnsi="Cambria Math" w:cs="Times New Roman"/>
             </w:rPr>
-            <m:t xml:space="preserve"> (10</m:t>
-          </m:r>
-          <m:r>
-            <w:rPr>
-              <w:rFonts w:ascii="Cambria Math" w:hAnsi="Cambria Math" w:cs="Times New Roman"/>
-            </w:rPr>
-            <m:t>)</m:t>
+            <m:t xml:space="preserve"> (10)</m:t>
           </m:r>
           <m:r>
             <m:rPr>
@@ -4125,13 +4087,7 @@
             <w:rPr>
               <w:rFonts w:ascii="Cambria Math" w:hAnsi="Cambria Math" w:cs="Times New Roman"/>
             </w:rPr>
-            <m:t xml:space="preserve"> (11</m:t>
-          </m:r>
-          <m:r>
-            <w:rPr>
-              <w:rFonts w:ascii="Cambria Math" w:hAnsi="Cambria Math" w:cs="Times New Roman"/>
-            </w:rPr>
-            <m:t>)</m:t>
+            <m:t xml:space="preserve"> (11)</m:t>
           </m:r>
         </m:oMath>
       </m:oMathPara>
@@ -4253,14 +4209,14 @@
           <w:rFonts w:ascii="Times New Roman" w:eastAsia="Calibri Light" w:hAnsi="Times New Roman" w:cs="Times New Roman"/>
         </w:rPr>
       </w:pPr>
-      <w:bookmarkStart w:id="3" w:name="_Toc222941050"/>
+      <w:bookmarkStart w:id="2" w:name="_Toc222941050"/>
       <w:r>
         <w:rPr>
           <w:rFonts w:ascii="Times New Roman" w:eastAsia="Calibri Light" w:hAnsi="Times New Roman" w:cs="Times New Roman"/>
         </w:rPr>
         <w:t>Реализация</w:t>
       </w:r>
-      <w:bookmarkEnd w:id="3"/>
+      <w:bookmarkEnd w:id="2"/>
     </w:p>
     <w:p>
       <w:pPr>
@@ -4333,7 +4289,6 @@
         </w:rPr>
         <w:t xml:space="preserve">Используемые библиотеки: </w:t>
       </w:r>
-      <w:proofErr w:type="spellStart"/>
       <w:r>
         <w:rPr>
           <w:rFonts w:ascii="Times New Roman" w:hAnsi="Times New Roman" w:cs="Times New Roman"/>
@@ -4341,14 +4296,12 @@
         </w:rPr>
         <w:t>numpy</w:t>
       </w:r>
-      <w:proofErr w:type="spellEnd"/>
       <w:r>
         <w:rPr>
           <w:rFonts w:ascii="Times New Roman" w:hAnsi="Times New Roman" w:cs="Times New Roman"/>
         </w:rPr>
         <w:t xml:space="preserve">, </w:t>
       </w:r>
-      <w:proofErr w:type="spellStart"/>
       <w:r>
         <w:rPr>
           <w:rFonts w:ascii="Times New Roman" w:hAnsi="Times New Roman" w:cs="Times New Roman"/>
@@ -4356,14 +4309,12 @@
         </w:rPr>
         <w:t>matplotlib</w:t>
       </w:r>
-      <w:proofErr w:type="spellEnd"/>
       <w:r>
         <w:rPr>
           <w:rFonts w:ascii="Times New Roman" w:hAnsi="Times New Roman" w:cs="Times New Roman"/>
         </w:rPr>
         <w:t xml:space="preserve">, </w:t>
       </w:r>
-      <w:proofErr w:type="spellStart"/>
       <w:r>
         <w:rPr>
           <w:rFonts w:ascii="Times New Roman" w:hAnsi="Times New Roman" w:cs="Times New Roman"/>
@@ -4371,20 +4322,18 @@
         </w:rPr>
         <w:t>scipy</w:t>
       </w:r>
-      <w:proofErr w:type="spellEnd"/>
-    </w:p>
-    <w:p>
-      <w:pPr>
-        <w:rPr>
-          <w:rFonts w:ascii="Times New Roman" w:hAnsi="Times New Roman" w:cs="Times New Roman"/>
-        </w:rPr>
-      </w:pPr>
-    </w:p>
-    <w:p>
-      <w:pPr>
-        <w:rPr>
-          <w:rFonts w:ascii="Times New Roman" w:hAnsi="Times New Roman" w:cs="Times New Roman"/>
-          <w:lang w:val="en-US"/>
+    </w:p>
+    <w:p>
+      <w:pPr>
+        <w:rPr>
+          <w:rFonts w:ascii="Times New Roman" w:hAnsi="Times New Roman" w:cs="Times New Roman"/>
+        </w:rPr>
+      </w:pPr>
+    </w:p>
+    <w:p>
+      <w:pPr>
+        <w:rPr>
+          <w:rFonts w:ascii="Times New Roman" w:hAnsi="Times New Roman" w:cs="Times New Roman"/>
         </w:rPr>
       </w:pPr>
       <w:r>
@@ -4396,7 +4345,6 @@
       <w:r>
         <w:rPr>
           <w:rFonts w:ascii="Times New Roman" w:hAnsi="Times New Roman" w:cs="Times New Roman"/>
-          <w:lang w:val="en-US"/>
         </w:rPr>
         <w:t xml:space="preserve"> </w:t>
       </w:r>
@@ -4409,7 +4357,6 @@
       <w:r>
         <w:rPr>
           <w:rFonts w:ascii="Times New Roman" w:hAnsi="Times New Roman" w:cs="Times New Roman"/>
-          <w:lang w:val="en-US"/>
         </w:rPr>
         <w:t>:</w:t>
       </w:r>
@@ -4422,7 +4369,6 @@
           <w:szCs w:val="22"/>
         </w:rPr>
       </w:pPr>
-      <w:proofErr w:type="spellStart"/>
       <w:r>
         <w:rPr>
           <w:rStyle w:val="HTML1"/>
@@ -4433,9 +4379,25 @@
           <w:szCs w:val="22"/>
         </w:rPr>
         <w:lastRenderedPageBreak/>
-        <w:t>choose_bin_count</w:t>
-      </w:r>
-      <w:proofErr w:type="spellEnd"/>
+        <w:t>choose_bin_count(data)</w:t>
+      </w:r>
+      <w:r>
+        <w:rPr>
+          <w:sz w:val="22"/>
+          <w:szCs w:val="22"/>
+        </w:rPr>
+        <w:br/>
+        <w:t>Определяет число интервалов гистограммы по правилу Фридмана–Диакониса с дополнительными ограничениями для устойчивости визуализации.</w:t>
+      </w:r>
+    </w:p>
+    <w:p>
+      <w:pPr>
+        <w:pStyle w:val="ad"/>
+        <w:rPr>
+          <w:sz w:val="22"/>
+          <w:szCs w:val="22"/>
+        </w:rPr>
+      </w:pPr>
       <w:r>
         <w:rPr>
           <w:rStyle w:val="HTML1"/>
@@ -4445,9 +4407,25 @@
           <w:sz w:val="22"/>
           <w:szCs w:val="22"/>
         </w:rPr>
-        <w:t>(</w:t>
-      </w:r>
-      <w:proofErr w:type="spellStart"/>
+        <w:t>theoretical_density(dist_name, x)</w:t>
+      </w:r>
+      <w:r>
+        <w:rPr>
+          <w:sz w:val="22"/>
+          <w:szCs w:val="22"/>
+        </w:rPr>
+        <w:br/>
+        <w:t>Возвращает значения теоретической плотности (или вероятностей) соответствующего распределения.</w:t>
+      </w:r>
+    </w:p>
+    <w:p>
+      <w:pPr>
+        <w:pStyle w:val="ad"/>
+        <w:rPr>
+          <w:sz w:val="22"/>
+          <w:szCs w:val="22"/>
+        </w:rPr>
+      </w:pPr>
       <w:r>
         <w:rPr>
           <w:rStyle w:val="HTML1"/>
@@ -4457,9 +4435,33 @@
           <w:sz w:val="22"/>
           <w:szCs w:val="22"/>
         </w:rPr>
-        <w:t>data</w:t>
-      </w:r>
-      <w:proofErr w:type="spellEnd"/>
+        <w:t>visible_range(data, dist_name)</w:t>
+      </w:r>
+      <w:r>
+        <w:rPr>
+          <w:sz w:val="22"/>
+          <w:szCs w:val="22"/>
+        </w:rPr>
+        <w:br/>
+        <w:t>Задаёт диапазон отображения по оси X.</w:t>
+      </w:r>
+      <w:r>
+        <w:rPr>
+          <w:sz w:val="22"/>
+          <w:szCs w:val="22"/>
+        </w:rPr>
+        <w:br/>
+        <w:t>Для распределения Коши используется усечение по 1% и 99% процентилям, чтобы избежать влияния выбросов.</w:t>
+      </w:r>
+    </w:p>
+    <w:p>
+      <w:pPr>
+        <w:pStyle w:val="ad"/>
+        <w:rPr>
+          <w:sz w:val="22"/>
+          <w:szCs w:val="22"/>
+        </w:rPr>
+      </w:pPr>
       <w:r>
         <w:rPr>
           <w:rStyle w:val="HTML1"/>
@@ -4469,7 +4471,7 @@
           <w:sz w:val="22"/>
           <w:szCs w:val="22"/>
         </w:rPr>
-        <w:t>)</w:t>
+        <w:t>draw_distribution(dist_name, samples, sizes)</w:t>
       </w:r>
       <w:r>
         <w:rPr>
@@ -4477,7 +4479,7 @@
           <w:szCs w:val="22"/>
         </w:rPr>
         <w:br/>
-        <w:t>Определяет число интервалов гистограммы по правилу Фридмана–Диакониса с дополнительными ограничениями для устойчивости визуализации.</w:t>
+        <w:t>Строит гистограммы выборок и накладывает теоретические распределения для разных объёмов выборки.</w:t>
       </w:r>
     </w:p>
     <w:p>
@@ -4488,7 +4490,6 @@
           <w:szCs w:val="22"/>
         </w:rPr>
       </w:pPr>
-      <w:proofErr w:type="spellStart"/>
       <w:r>
         <w:rPr>
           <w:rStyle w:val="HTML1"/>
@@ -4498,9 +4499,25 @@
           <w:sz w:val="22"/>
           <w:szCs w:val="22"/>
         </w:rPr>
-        <w:t>theoretical_</w:t>
-      </w:r>
-      <w:proofErr w:type="gramStart"/>
+        <w:t>sample_statistics(sample)</w:t>
+      </w:r>
+      <w:r>
+        <w:rPr>
+          <w:sz w:val="22"/>
+          <w:szCs w:val="22"/>
+        </w:rPr>
+        <w:br/>
+        <w:t>Вычисляет выборочные характеристики положения: среднее, медиану, квартильные и усечённую оценки.</w:t>
+      </w:r>
+    </w:p>
+    <w:p>
+      <w:pPr>
+        <w:pStyle w:val="ad"/>
+        <w:rPr>
+          <w:sz w:val="22"/>
+          <w:szCs w:val="22"/>
+        </w:rPr>
+      </w:pPr>
       <w:r>
         <w:rPr>
           <w:rStyle w:val="HTML1"/>
@@ -4510,9 +4527,25 @@
           <w:sz w:val="22"/>
           <w:szCs w:val="22"/>
         </w:rPr>
-        <w:t>density</w:t>
-      </w:r>
-      <w:proofErr w:type="spellEnd"/>
+        <w:t>print_statistics(dist_name, stats_dict, n)</w:t>
+      </w:r>
+      <w:r>
+        <w:rPr>
+          <w:sz w:val="22"/>
+          <w:szCs w:val="22"/>
+        </w:rPr>
+        <w:br/>
+        <w:t>Выводит таблицу средних значений и дисперсий статистических оценок.</w:t>
+      </w:r>
+    </w:p>
+    <w:p>
+      <w:pPr>
+        <w:pStyle w:val="ad"/>
+        <w:rPr>
+          <w:sz w:val="22"/>
+          <w:szCs w:val="22"/>
+        </w:rPr>
+      </w:pPr>
       <w:r>
         <w:rPr>
           <w:rStyle w:val="HTML1"/>
@@ -4522,549 +4555,24 @@
           <w:sz w:val="22"/>
           <w:szCs w:val="22"/>
         </w:rPr>
-        <w:t>(</w:t>
-      </w:r>
-      <w:proofErr w:type="spellStart"/>
-      <w:proofErr w:type="gramEnd"/>
-      <w:r>
-        <w:rPr>
-          <w:rStyle w:val="HTML1"/>
-          <w:rFonts w:ascii="Times New Roman" w:eastAsiaTheme="majorEastAsia" w:hAnsi="Times New Roman" w:cs="Times New Roman"/>
-          <w:b/>
-          <w:bCs/>
+        <w:t>run_experiment()</w:t>
+      </w:r>
+      <w:r>
+        <w:rPr>
           <w:sz w:val="22"/>
           <w:szCs w:val="22"/>
         </w:rPr>
-        <w:t>dist_name</w:t>
-      </w:r>
-      <w:proofErr w:type="spellEnd"/>
-      <w:r>
-        <w:rPr>
-          <w:rStyle w:val="HTML1"/>
-          <w:rFonts w:ascii="Times New Roman" w:eastAsiaTheme="majorEastAsia" w:hAnsi="Times New Roman" w:cs="Times New Roman"/>
-          <w:b/>
-          <w:bCs/>
+        <w:br/>
+        <w:t>Запускает статистическое моделирование и визуализацию для всех распределений.</w:t>
+      </w:r>
+    </w:p>
+    <w:p>
+      <w:pPr>
+        <w:pStyle w:val="ad"/>
+        <w:rPr>
           <w:sz w:val="22"/>
           <w:szCs w:val="22"/>
         </w:rPr>
-        <w:t>, x)</w:t>
-      </w:r>
-      <w:r>
-        <w:rPr>
-          <w:sz w:val="22"/>
-          <w:szCs w:val="22"/>
-        </w:rPr>
-        <w:br/>
-        <w:t>Возвращает значения теоретической плотности (или вероятностей) соответствующего распределения.</w:t>
-      </w:r>
-    </w:p>
-    <w:p>
-      <w:pPr>
-        <w:pStyle w:val="ad"/>
-        <w:rPr>
-          <w:sz w:val="22"/>
-          <w:szCs w:val="22"/>
-        </w:rPr>
-      </w:pPr>
-      <w:proofErr w:type="spellStart"/>
-      <w:r>
-        <w:rPr>
-          <w:rStyle w:val="HTML1"/>
-          <w:rFonts w:ascii="Times New Roman" w:eastAsiaTheme="majorEastAsia" w:hAnsi="Times New Roman" w:cs="Times New Roman"/>
-          <w:b/>
-          <w:bCs/>
-          <w:sz w:val="22"/>
-          <w:szCs w:val="22"/>
-        </w:rPr>
-        <w:t>visible_</w:t>
-      </w:r>
-      <w:proofErr w:type="gramStart"/>
-      <w:r>
-        <w:rPr>
-          <w:rStyle w:val="HTML1"/>
-          <w:rFonts w:ascii="Times New Roman" w:eastAsiaTheme="majorEastAsia" w:hAnsi="Times New Roman" w:cs="Times New Roman"/>
-          <w:b/>
-          <w:bCs/>
-          <w:sz w:val="22"/>
-          <w:szCs w:val="22"/>
-        </w:rPr>
-        <w:t>range</w:t>
-      </w:r>
-      <w:proofErr w:type="spellEnd"/>
-      <w:r>
-        <w:rPr>
-          <w:rStyle w:val="HTML1"/>
-          <w:rFonts w:ascii="Times New Roman" w:eastAsiaTheme="majorEastAsia" w:hAnsi="Times New Roman" w:cs="Times New Roman"/>
-          <w:b/>
-          <w:bCs/>
-          <w:sz w:val="22"/>
-          <w:szCs w:val="22"/>
-        </w:rPr>
-        <w:t>(</w:t>
-      </w:r>
-      <w:proofErr w:type="spellStart"/>
-      <w:proofErr w:type="gramEnd"/>
-      <w:r>
-        <w:rPr>
-          <w:rStyle w:val="HTML1"/>
-          <w:rFonts w:ascii="Times New Roman" w:eastAsiaTheme="majorEastAsia" w:hAnsi="Times New Roman" w:cs="Times New Roman"/>
-          <w:b/>
-          <w:bCs/>
-          <w:sz w:val="22"/>
-          <w:szCs w:val="22"/>
-        </w:rPr>
-        <w:t>data</w:t>
-      </w:r>
-      <w:proofErr w:type="spellEnd"/>
-      <w:r>
-        <w:rPr>
-          <w:rStyle w:val="HTML1"/>
-          <w:rFonts w:ascii="Times New Roman" w:eastAsiaTheme="majorEastAsia" w:hAnsi="Times New Roman" w:cs="Times New Roman"/>
-          <w:b/>
-          <w:bCs/>
-          <w:sz w:val="22"/>
-          <w:szCs w:val="22"/>
-        </w:rPr>
-        <w:t xml:space="preserve">, </w:t>
-      </w:r>
-      <w:proofErr w:type="spellStart"/>
-      <w:r>
-        <w:rPr>
-          <w:rStyle w:val="HTML1"/>
-          <w:rFonts w:ascii="Times New Roman" w:eastAsiaTheme="majorEastAsia" w:hAnsi="Times New Roman" w:cs="Times New Roman"/>
-          <w:b/>
-          <w:bCs/>
-          <w:sz w:val="22"/>
-          <w:szCs w:val="22"/>
-        </w:rPr>
-        <w:t>dist_name</w:t>
-      </w:r>
-      <w:proofErr w:type="spellEnd"/>
-      <w:r>
-        <w:rPr>
-          <w:rStyle w:val="HTML1"/>
-          <w:rFonts w:ascii="Times New Roman" w:eastAsiaTheme="majorEastAsia" w:hAnsi="Times New Roman" w:cs="Times New Roman"/>
-          <w:b/>
-          <w:bCs/>
-          <w:sz w:val="22"/>
-          <w:szCs w:val="22"/>
-        </w:rPr>
-        <w:t>)</w:t>
-      </w:r>
-      <w:r>
-        <w:rPr>
-          <w:sz w:val="22"/>
-          <w:szCs w:val="22"/>
-        </w:rPr>
-        <w:br/>
-        <w:t>Задаёт диапазон отображения по оси X.</w:t>
-      </w:r>
-      <w:r>
-        <w:rPr>
-          <w:sz w:val="22"/>
-          <w:szCs w:val="22"/>
-        </w:rPr>
-        <w:br/>
-        <w:t xml:space="preserve">Для распределения Коши используется усечение по 1% и 99% </w:t>
-      </w:r>
-      <w:proofErr w:type="spellStart"/>
-      <w:r>
-        <w:rPr>
-          <w:sz w:val="22"/>
-          <w:szCs w:val="22"/>
-        </w:rPr>
-        <w:t>процентилям</w:t>
-      </w:r>
-      <w:proofErr w:type="spellEnd"/>
-      <w:r>
-        <w:rPr>
-          <w:sz w:val="22"/>
-          <w:szCs w:val="22"/>
-        </w:rPr>
-        <w:t>, чтобы избежать влияния выбросов.</w:t>
-      </w:r>
-    </w:p>
-    <w:p>
-      <w:pPr>
-        <w:pStyle w:val="ad"/>
-        <w:rPr>
-          <w:sz w:val="22"/>
-          <w:szCs w:val="22"/>
-        </w:rPr>
-      </w:pPr>
-      <w:proofErr w:type="spellStart"/>
-      <w:r>
-        <w:rPr>
-          <w:rStyle w:val="HTML1"/>
-          <w:rFonts w:ascii="Times New Roman" w:eastAsiaTheme="majorEastAsia" w:hAnsi="Times New Roman" w:cs="Times New Roman"/>
-          <w:b/>
-          <w:bCs/>
-          <w:sz w:val="22"/>
-          <w:szCs w:val="22"/>
-        </w:rPr>
-        <w:t>draw_</w:t>
-      </w:r>
-      <w:proofErr w:type="gramStart"/>
-      <w:r>
-        <w:rPr>
-          <w:rStyle w:val="HTML1"/>
-          <w:rFonts w:ascii="Times New Roman" w:eastAsiaTheme="majorEastAsia" w:hAnsi="Times New Roman" w:cs="Times New Roman"/>
-          <w:b/>
-          <w:bCs/>
-          <w:sz w:val="22"/>
-          <w:szCs w:val="22"/>
-        </w:rPr>
-        <w:t>distribution</w:t>
-      </w:r>
-      <w:proofErr w:type="spellEnd"/>
-      <w:r>
-        <w:rPr>
-          <w:rStyle w:val="HTML1"/>
-          <w:rFonts w:ascii="Times New Roman" w:eastAsiaTheme="majorEastAsia" w:hAnsi="Times New Roman" w:cs="Times New Roman"/>
-          <w:b/>
-          <w:bCs/>
-          <w:sz w:val="22"/>
-          <w:szCs w:val="22"/>
-        </w:rPr>
-        <w:t>(</w:t>
-      </w:r>
-      <w:proofErr w:type="spellStart"/>
-      <w:proofErr w:type="gramEnd"/>
-      <w:r>
-        <w:rPr>
-          <w:rStyle w:val="HTML1"/>
-          <w:rFonts w:ascii="Times New Roman" w:eastAsiaTheme="majorEastAsia" w:hAnsi="Times New Roman" w:cs="Times New Roman"/>
-          <w:b/>
-          <w:bCs/>
-          <w:sz w:val="22"/>
-          <w:szCs w:val="22"/>
-        </w:rPr>
-        <w:t>dist_name</w:t>
-      </w:r>
-      <w:proofErr w:type="spellEnd"/>
-      <w:r>
-        <w:rPr>
-          <w:rStyle w:val="HTML1"/>
-          <w:rFonts w:ascii="Times New Roman" w:eastAsiaTheme="majorEastAsia" w:hAnsi="Times New Roman" w:cs="Times New Roman"/>
-          <w:b/>
-          <w:bCs/>
-          <w:sz w:val="22"/>
-          <w:szCs w:val="22"/>
-        </w:rPr>
-        <w:t xml:space="preserve">, </w:t>
-      </w:r>
-      <w:proofErr w:type="spellStart"/>
-      <w:r>
-        <w:rPr>
-          <w:rStyle w:val="HTML1"/>
-          <w:rFonts w:ascii="Times New Roman" w:eastAsiaTheme="majorEastAsia" w:hAnsi="Times New Roman" w:cs="Times New Roman"/>
-          <w:b/>
-          <w:bCs/>
-          <w:sz w:val="22"/>
-          <w:szCs w:val="22"/>
-        </w:rPr>
-        <w:t>samples</w:t>
-      </w:r>
-      <w:proofErr w:type="spellEnd"/>
-      <w:r>
-        <w:rPr>
-          <w:rStyle w:val="HTML1"/>
-          <w:rFonts w:ascii="Times New Roman" w:eastAsiaTheme="majorEastAsia" w:hAnsi="Times New Roman" w:cs="Times New Roman"/>
-          <w:b/>
-          <w:bCs/>
-          <w:sz w:val="22"/>
-          <w:szCs w:val="22"/>
-        </w:rPr>
-        <w:t xml:space="preserve">, </w:t>
-      </w:r>
-      <w:proofErr w:type="spellStart"/>
-      <w:r>
-        <w:rPr>
-          <w:rStyle w:val="HTML1"/>
-          <w:rFonts w:ascii="Times New Roman" w:eastAsiaTheme="majorEastAsia" w:hAnsi="Times New Roman" w:cs="Times New Roman"/>
-          <w:b/>
-          <w:bCs/>
-          <w:sz w:val="22"/>
-          <w:szCs w:val="22"/>
-        </w:rPr>
-        <w:t>sizes</w:t>
-      </w:r>
-      <w:proofErr w:type="spellEnd"/>
-      <w:r>
-        <w:rPr>
-          <w:rStyle w:val="HTML1"/>
-          <w:rFonts w:ascii="Times New Roman" w:eastAsiaTheme="majorEastAsia" w:hAnsi="Times New Roman" w:cs="Times New Roman"/>
-          <w:b/>
-          <w:bCs/>
-          <w:sz w:val="22"/>
-          <w:szCs w:val="22"/>
-        </w:rPr>
-        <w:t>)</w:t>
-      </w:r>
-      <w:r>
-        <w:rPr>
-          <w:sz w:val="22"/>
-          <w:szCs w:val="22"/>
-        </w:rPr>
-        <w:br/>
-        <w:t>Строит гистограммы выборок и накладывает теоретические распределения для разных объёмов выборки.</w:t>
-      </w:r>
-    </w:p>
-    <w:p>
-      <w:pPr>
-        <w:pStyle w:val="ad"/>
-        <w:rPr>
-          <w:sz w:val="22"/>
-          <w:szCs w:val="22"/>
-        </w:rPr>
-      </w:pPr>
-      <w:proofErr w:type="spellStart"/>
-      <w:r>
-        <w:rPr>
-          <w:rStyle w:val="HTML1"/>
-          <w:rFonts w:ascii="Times New Roman" w:eastAsiaTheme="majorEastAsia" w:hAnsi="Times New Roman" w:cs="Times New Roman"/>
-          <w:b/>
-          <w:bCs/>
-          <w:sz w:val="22"/>
-          <w:szCs w:val="22"/>
-        </w:rPr>
-        <w:t>sample_statistics</w:t>
-      </w:r>
-      <w:proofErr w:type="spellEnd"/>
-      <w:r>
-        <w:rPr>
-          <w:rStyle w:val="HTML1"/>
-          <w:rFonts w:ascii="Times New Roman" w:eastAsiaTheme="majorEastAsia" w:hAnsi="Times New Roman" w:cs="Times New Roman"/>
-          <w:b/>
-          <w:bCs/>
-          <w:sz w:val="22"/>
-          <w:szCs w:val="22"/>
-        </w:rPr>
-        <w:t>(</w:t>
-      </w:r>
-      <w:proofErr w:type="spellStart"/>
-      <w:r>
-        <w:rPr>
-          <w:rStyle w:val="HTML1"/>
-          <w:rFonts w:ascii="Times New Roman" w:eastAsiaTheme="majorEastAsia" w:hAnsi="Times New Roman" w:cs="Times New Roman"/>
-          <w:b/>
-          <w:bCs/>
-          <w:sz w:val="22"/>
-          <w:szCs w:val="22"/>
-        </w:rPr>
-        <w:t>sample</w:t>
-      </w:r>
-      <w:proofErr w:type="spellEnd"/>
-      <w:r>
-        <w:rPr>
-          <w:rStyle w:val="HTML1"/>
-          <w:rFonts w:ascii="Times New Roman" w:eastAsiaTheme="majorEastAsia" w:hAnsi="Times New Roman" w:cs="Times New Roman"/>
-          <w:b/>
-          <w:bCs/>
-          <w:sz w:val="22"/>
-          <w:szCs w:val="22"/>
-        </w:rPr>
-        <w:t>)</w:t>
-      </w:r>
-      <w:r>
-        <w:rPr>
-          <w:sz w:val="22"/>
-          <w:szCs w:val="22"/>
-        </w:rPr>
-        <w:br/>
-        <w:t xml:space="preserve">Вычисляет выборочные характеристики положения: среднее, медиану, </w:t>
-      </w:r>
-      <w:proofErr w:type="spellStart"/>
-      <w:r>
-        <w:rPr>
-          <w:sz w:val="22"/>
-          <w:szCs w:val="22"/>
-        </w:rPr>
-        <w:t>квартильные</w:t>
-      </w:r>
-      <w:proofErr w:type="spellEnd"/>
-      <w:r>
-        <w:rPr>
-          <w:sz w:val="22"/>
-          <w:szCs w:val="22"/>
-        </w:rPr>
-        <w:t xml:space="preserve"> и усечённую оценки.</w:t>
-      </w:r>
-    </w:p>
-    <w:p>
-      <w:pPr>
-        <w:pStyle w:val="ad"/>
-        <w:rPr>
-          <w:sz w:val="22"/>
-          <w:szCs w:val="22"/>
-        </w:rPr>
-      </w:pPr>
-      <w:proofErr w:type="spellStart"/>
-      <w:r>
-        <w:rPr>
-          <w:rStyle w:val="HTML1"/>
-          <w:rFonts w:ascii="Times New Roman" w:eastAsiaTheme="majorEastAsia" w:hAnsi="Times New Roman" w:cs="Times New Roman"/>
-          <w:b/>
-          <w:bCs/>
-          <w:sz w:val="22"/>
-          <w:szCs w:val="22"/>
-        </w:rPr>
-        <w:t>print_</w:t>
-      </w:r>
-      <w:proofErr w:type="gramStart"/>
-      <w:r>
-        <w:rPr>
-          <w:rStyle w:val="HTML1"/>
-          <w:rFonts w:ascii="Times New Roman" w:eastAsiaTheme="majorEastAsia" w:hAnsi="Times New Roman" w:cs="Times New Roman"/>
-          <w:b/>
-          <w:bCs/>
-          <w:sz w:val="22"/>
-          <w:szCs w:val="22"/>
-        </w:rPr>
-        <w:t>statistics</w:t>
-      </w:r>
-      <w:proofErr w:type="spellEnd"/>
-      <w:r>
-        <w:rPr>
-          <w:rStyle w:val="HTML1"/>
-          <w:rFonts w:ascii="Times New Roman" w:eastAsiaTheme="majorEastAsia" w:hAnsi="Times New Roman" w:cs="Times New Roman"/>
-          <w:b/>
-          <w:bCs/>
-          <w:sz w:val="22"/>
-          <w:szCs w:val="22"/>
-        </w:rPr>
-        <w:t>(</w:t>
-      </w:r>
-      <w:proofErr w:type="spellStart"/>
-      <w:proofErr w:type="gramEnd"/>
-      <w:r>
-        <w:rPr>
-          <w:rStyle w:val="HTML1"/>
-          <w:rFonts w:ascii="Times New Roman" w:eastAsiaTheme="majorEastAsia" w:hAnsi="Times New Roman" w:cs="Times New Roman"/>
-          <w:b/>
-          <w:bCs/>
-          <w:sz w:val="22"/>
-          <w:szCs w:val="22"/>
-        </w:rPr>
-        <w:t>dist_name</w:t>
-      </w:r>
-      <w:proofErr w:type="spellEnd"/>
-      <w:r>
-        <w:rPr>
-          <w:rStyle w:val="HTML1"/>
-          <w:rFonts w:ascii="Times New Roman" w:eastAsiaTheme="majorEastAsia" w:hAnsi="Times New Roman" w:cs="Times New Roman"/>
-          <w:b/>
-          <w:bCs/>
-          <w:sz w:val="22"/>
-          <w:szCs w:val="22"/>
-        </w:rPr>
-        <w:t xml:space="preserve">, </w:t>
-      </w:r>
-      <w:proofErr w:type="spellStart"/>
-      <w:r>
-        <w:rPr>
-          <w:rStyle w:val="HTML1"/>
-          <w:rFonts w:ascii="Times New Roman" w:eastAsiaTheme="majorEastAsia" w:hAnsi="Times New Roman" w:cs="Times New Roman"/>
-          <w:b/>
-          <w:bCs/>
-          <w:sz w:val="22"/>
-          <w:szCs w:val="22"/>
-        </w:rPr>
-        <w:t>stats_dict</w:t>
-      </w:r>
-      <w:proofErr w:type="spellEnd"/>
-      <w:r>
-        <w:rPr>
-          <w:rStyle w:val="HTML1"/>
-          <w:rFonts w:ascii="Times New Roman" w:eastAsiaTheme="majorEastAsia" w:hAnsi="Times New Roman" w:cs="Times New Roman"/>
-          <w:b/>
-          <w:bCs/>
-          <w:sz w:val="22"/>
-          <w:szCs w:val="22"/>
-        </w:rPr>
-        <w:t>, n)</w:t>
-      </w:r>
-      <w:r>
-        <w:rPr>
-          <w:sz w:val="22"/>
-          <w:szCs w:val="22"/>
-        </w:rPr>
-        <w:br/>
-        <w:t>Выводит таблицу средних значений и дисперсий статистических оценок.</w:t>
-      </w:r>
-    </w:p>
-    <w:p>
-      <w:pPr>
-        <w:pStyle w:val="ad"/>
-        <w:rPr>
-          <w:sz w:val="22"/>
-          <w:szCs w:val="22"/>
-        </w:rPr>
-      </w:pPr>
-      <w:proofErr w:type="spellStart"/>
-      <w:r>
-        <w:rPr>
-          <w:rStyle w:val="HTML1"/>
-          <w:rFonts w:ascii="Times New Roman" w:eastAsiaTheme="majorEastAsia" w:hAnsi="Times New Roman" w:cs="Times New Roman"/>
-          <w:b/>
-          <w:bCs/>
-          <w:sz w:val="22"/>
-          <w:szCs w:val="22"/>
-        </w:rPr>
-        <w:t>run_</w:t>
-      </w:r>
-      <w:proofErr w:type="gramStart"/>
-      <w:r>
-        <w:rPr>
-          <w:rStyle w:val="HTML1"/>
-          <w:rFonts w:ascii="Times New Roman" w:eastAsiaTheme="majorEastAsia" w:hAnsi="Times New Roman" w:cs="Times New Roman"/>
-          <w:b/>
-          <w:bCs/>
-          <w:sz w:val="22"/>
-          <w:szCs w:val="22"/>
-        </w:rPr>
-        <w:t>experiment</w:t>
-      </w:r>
-      <w:proofErr w:type="spellEnd"/>
-      <w:r>
-        <w:rPr>
-          <w:rStyle w:val="HTML1"/>
-          <w:rFonts w:ascii="Times New Roman" w:eastAsiaTheme="majorEastAsia" w:hAnsi="Times New Roman" w:cs="Times New Roman"/>
-          <w:b/>
-          <w:bCs/>
-          <w:sz w:val="22"/>
-          <w:szCs w:val="22"/>
-        </w:rPr>
-        <w:t>(</w:t>
-      </w:r>
-      <w:proofErr w:type="gramEnd"/>
-      <w:r>
-        <w:rPr>
-          <w:rStyle w:val="HTML1"/>
-          <w:rFonts w:ascii="Times New Roman" w:eastAsiaTheme="majorEastAsia" w:hAnsi="Times New Roman" w:cs="Times New Roman"/>
-          <w:b/>
-          <w:bCs/>
-          <w:sz w:val="22"/>
-          <w:szCs w:val="22"/>
-        </w:rPr>
-        <w:t>)</w:t>
-      </w:r>
-      <w:r>
-        <w:rPr>
-          <w:sz w:val="22"/>
-          <w:szCs w:val="22"/>
-        </w:rPr>
-        <w:br/>
-        <w:t>Запускает статистическое моделирование и визуализацию для всех распределений.</w:t>
-      </w:r>
-    </w:p>
-    <w:p>
-      <w:pPr>
-        <w:pStyle w:val="ad"/>
-        <w:rPr>
-          <w:sz w:val="22"/>
-          <w:szCs w:val="22"/>
-        </w:rPr>
       </w:pPr>
     </w:p>
     <w:p>
@@ -5074,30 +4582,30 @@
           <w:rFonts w:ascii="Times New Roman" w:hAnsi="Times New Roman" w:cs="Times New Roman"/>
         </w:rPr>
       </w:pPr>
-      <w:bookmarkStart w:id="4" w:name="_Toc222941051"/>
+      <w:bookmarkStart w:id="3" w:name="_Toc222941051"/>
       <w:r>
         <w:rPr>
           <w:rFonts w:ascii="Times New Roman" w:hAnsi="Times New Roman" w:cs="Times New Roman"/>
         </w:rPr>
         <w:t>Результаты:</w:t>
       </w:r>
+      <w:bookmarkEnd w:id="3"/>
+    </w:p>
+    <w:p>
+      <w:pPr>
+        <w:pStyle w:val="2"/>
+        <w:rPr>
+          <w:rFonts w:ascii="Times New Roman" w:hAnsi="Times New Roman" w:cs="Times New Roman"/>
+        </w:rPr>
+      </w:pPr>
+      <w:bookmarkStart w:id="4" w:name="_Toc222941052"/>
+      <w:r>
+        <w:rPr>
+          <w:rFonts w:ascii="Times New Roman" w:hAnsi="Times New Roman" w:cs="Times New Roman"/>
+        </w:rPr>
+        <w:t>Нормальное распределение</w:t>
+      </w:r>
       <w:bookmarkEnd w:id="4"/>
-    </w:p>
-    <w:p>
-      <w:pPr>
-        <w:pStyle w:val="2"/>
-        <w:rPr>
-          <w:rFonts w:ascii="Times New Roman" w:hAnsi="Times New Roman" w:cs="Times New Roman"/>
-        </w:rPr>
-      </w:pPr>
-      <w:bookmarkStart w:id="5" w:name="_Toc222941052"/>
-      <w:r>
-        <w:rPr>
-          <w:rFonts w:ascii="Times New Roman" w:hAnsi="Times New Roman" w:cs="Times New Roman"/>
-        </w:rPr>
-        <w:t>Нормальное распределение</w:t>
-      </w:r>
-      <w:bookmarkEnd w:id="5"/>
     </w:p>
     <w:p>
       <w:pPr>
@@ -5123,229 +4631,14 @@
       <w:r>
         <w:rPr>
           <w:rFonts w:ascii="Times New Roman" w:hAnsi="Times New Roman" w:cs="Times New Roman"/>
+          <w:noProof/>
+          <w:lang w:eastAsia="ru-RU"/>
         </w:rPr>
         <w:drawing>
           <wp:inline distT="0" distB="0" distL="0" distR="0" wp14:anchorId="05F22638" wp14:editId="1A596509">
             <wp:extent cx="5940425" cy="1729740"/>
             <wp:effectExtent l="0" t="0" r="3175" b="3810"/>
             <wp:docPr id="1" name="Рисунок 1"/>
-            <wp:cNvGraphicFramePr>
-              <a:graphicFrameLocks xmlns:a="http://schemas.openxmlformats.org/drawingml/2006/main" noChangeAspect="1"/>
-            </wp:cNvGraphicFramePr>
-            <a:graphic xmlns:a="http://schemas.openxmlformats.org/drawingml/2006/main">
-              <a:graphicData uri="http://schemas.openxmlformats.org/drawingml/2006/picture">
-                <pic:pic xmlns:pic="http://schemas.openxmlformats.org/drawingml/2006/picture">
-                  <pic:nvPicPr>
-                    <pic:cNvPr id="1" name=""/>
-                    <pic:cNvPicPr/>
-                  </pic:nvPicPr>
-                  <pic:blipFill>
-                    <a:blip r:embed="rId5"/>
-                    <a:stretch>
-                      <a:fillRect/>
-                    </a:stretch>
-                  </pic:blipFill>
-                  <pic:spPr>
-                    <a:xfrm>
-                      <a:off x="0" y="0"/>
-                      <a:ext cx="5940425" cy="1729740"/>
-                    </a:xfrm>
-                    <a:prstGeom prst="rect">
-                      <a:avLst/>
-                    </a:prstGeom>
-                  </pic:spPr>
-                </pic:pic>
-              </a:graphicData>
-            </a:graphic>
-          </wp:inline>
-        </w:drawing>
-      </w:r>
-    </w:p>
-    <w:p>
-      <w:pPr>
-        <w:jc w:val="center"/>
-        <w:rPr>
-          <w:rFonts w:ascii="Times New Roman" w:hAnsi="Times New Roman" w:cs="Times New Roman"/>
-        </w:rPr>
-      </w:pPr>
-      <w:r>
-        <w:rPr>
-          <w:rFonts w:ascii="Times New Roman" w:hAnsi="Times New Roman" w:cs="Times New Roman"/>
-        </w:rPr>
-        <w:t xml:space="preserve">Рис </w:t>
-      </w:r>
-      <w:r>
-        <w:rPr>
-          <w:rFonts w:ascii="Times New Roman" w:hAnsi="Times New Roman" w:cs="Times New Roman"/>
-          <w:lang w:val="en-US"/>
-        </w:rPr>
-        <w:t>1</w:t>
-      </w:r>
-      <w:r>
-        <w:rPr>
-          <w:rFonts w:ascii="Times New Roman" w:hAnsi="Times New Roman" w:cs="Times New Roman"/>
-        </w:rPr>
-        <w:t>. Гистограммы для нормального распределения</w:t>
-      </w:r>
-    </w:p>
-    <w:p>
-      <w:pPr>
-        <w:jc w:val="center"/>
-        <w:rPr>
-          <w:rFonts w:ascii="Times New Roman" w:hAnsi="Times New Roman" w:cs="Times New Roman"/>
-          <w:sz w:val="28"/>
-          <w:szCs w:val="28"/>
-        </w:rPr>
-      </w:pPr>
-    </w:p>
-    <w:p>
-      <w:pPr>
-        <w:rPr>
-          <w:sz w:val="28"/>
-          <w:szCs w:val="28"/>
-        </w:rPr>
-      </w:pPr>
-      <w:r>
-        <w:rPr>
-          <w:sz w:val="28"/>
-          <w:szCs w:val="28"/>
-        </w:rPr>
-        <w:t>Характеристики</w:t>
-      </w:r>
-    </w:p>
-    <w:p>
-      <w:pPr>
-        <w:rPr>
-          <w:sz w:val="28"/>
-          <w:szCs w:val="28"/>
-        </w:rPr>
-      </w:pPr>
-      <w:r>
-        <w:rPr>
-          <w:sz w:val="28"/>
-          <w:szCs w:val="28"/>
-        </w:rPr>
-        <w:lastRenderedPageBreak/>
-        <w:drawing>
-          <wp:inline distT="0" distB="0" distL="0" distR="0" wp14:anchorId="06673357" wp14:editId="7BBCE2F0">
-            <wp:extent cx="5197290" cy="1402202"/>
-            <wp:effectExtent l="0" t="0" r="3810" b="7620"/>
-            <wp:docPr id="3" name="Рисунок 3"/>
-            <wp:cNvGraphicFramePr>
-              <a:graphicFrameLocks xmlns:a="http://schemas.openxmlformats.org/drawingml/2006/main" noChangeAspect="1"/>
-            </wp:cNvGraphicFramePr>
-            <a:graphic xmlns:a="http://schemas.openxmlformats.org/drawingml/2006/main">
-              <a:graphicData uri="http://schemas.openxmlformats.org/drawingml/2006/picture">
-                <pic:pic xmlns:pic="http://schemas.openxmlformats.org/drawingml/2006/picture">
-                  <pic:nvPicPr>
-                    <pic:cNvPr id="1" name=""/>
-                    <pic:cNvPicPr/>
-                  </pic:nvPicPr>
-                  <pic:blipFill>
-                    <a:blip r:embed="rId6"/>
-                    <a:stretch>
-                      <a:fillRect/>
-                    </a:stretch>
-                  </pic:blipFill>
-                  <pic:spPr>
-                    <a:xfrm>
-                      <a:off x="0" y="0"/>
-                      <a:ext cx="5197290" cy="1402202"/>
-                    </a:xfrm>
-                    <a:prstGeom prst="rect">
-                      <a:avLst/>
-                    </a:prstGeom>
-                  </pic:spPr>
-                </pic:pic>
-              </a:graphicData>
-            </a:graphic>
-          </wp:inline>
-        </w:drawing>
-      </w:r>
-    </w:p>
-    <w:p>
-      <w:pPr>
-        <w:rPr>
-          <w:rFonts w:ascii="Times New Roman" w:hAnsi="Times New Roman" w:cs="Times New Roman"/>
-        </w:rPr>
-      </w:pPr>
-    </w:p>
-    <w:p>
-      <w:pPr>
-        <w:jc w:val="center"/>
-        <w:rPr>
-          <w:rFonts w:ascii="Times New Roman" w:hAnsi="Times New Roman" w:cs="Times New Roman"/>
-        </w:rPr>
-      </w:pPr>
-      <w:r>
-        <w:rPr>
-          <w:rFonts w:ascii="Times New Roman" w:hAnsi="Times New Roman" w:cs="Times New Roman"/>
-        </w:rPr>
-        <w:t>Рис 2</w:t>
-      </w:r>
-      <w:r>
-        <w:rPr>
-          <w:rFonts w:ascii="Times New Roman" w:hAnsi="Times New Roman" w:cs="Times New Roman"/>
-        </w:rPr>
-        <w:t>. Данные характеристик для нормального распределения</w:t>
-      </w:r>
-    </w:p>
-    <w:p>
-      <w:pPr>
-        <w:jc w:val="center"/>
-        <w:rPr>
-          <w:rFonts w:ascii="Times New Roman" w:hAnsi="Times New Roman" w:cs="Times New Roman"/>
-        </w:rPr>
-      </w:pPr>
-    </w:p>
-    <w:p>
-      <w:pPr>
-        <w:pStyle w:val="2"/>
-        <w:rPr>
-          <w:rFonts w:ascii="Times New Roman" w:hAnsi="Times New Roman" w:cs="Times New Roman"/>
-        </w:rPr>
-      </w:pPr>
-      <w:bookmarkStart w:id="6" w:name="_Toc222941053"/>
-      <w:r>
-        <w:rPr>
-          <w:rFonts w:ascii="Times New Roman" w:hAnsi="Times New Roman" w:cs="Times New Roman"/>
-        </w:rPr>
-        <w:t>Распределение Коши</w:t>
-      </w:r>
-      <w:bookmarkEnd w:id="6"/>
-    </w:p>
-    <w:p>
-      <w:pPr>
-        <w:rPr>
-          <w:sz w:val="28"/>
-          <w:szCs w:val="28"/>
-        </w:rPr>
-      </w:pPr>
-      <w:r>
-        <w:rPr>
-          <w:sz w:val="28"/>
-          <w:szCs w:val="28"/>
-        </w:rPr>
-        <w:t>Гистограммы</w:t>
-      </w:r>
-    </w:p>
-    <w:p>
-      <w:pPr>
-        <w:rPr>
-          <w:rFonts w:ascii="Times New Roman" w:hAnsi="Times New Roman" w:cs="Times New Roman"/>
-        </w:rPr>
-      </w:pPr>
-      <w:r>
-        <w:rPr>
-          <w:rFonts w:ascii="Times New Roman" w:hAnsi="Times New Roman" w:cs="Times New Roman"/>
-          <w:noProof/>
-          <w:lang w:eastAsia="ru-RU"/>
-        </w:rPr>
-        <w:drawing>
-          <wp:inline distT="0" distB="0" distL="0" distR="0" wp14:anchorId="7B556126" wp14:editId="157CEBCA">
-            <wp:extent cx="5940425" cy="1781810"/>
-            <wp:effectExtent l="0" t="0" r="3175" b="8890"/>
-            <wp:docPr id="11" name="Рисунок 11"/>
             <wp:cNvGraphicFramePr>
               <a:graphicFrameLocks xmlns:a="http://schemas.openxmlformats.org/drawingml/2006/main" noChangeAspect="1"/>
             </wp:cNvGraphicFramePr>
@@ -5365,7 +4658,7 @@
                   <pic:spPr>
                     <a:xfrm>
                       <a:off x="0" y="0"/>
-                      <a:ext cx="5940425" cy="1781810"/>
+                      <a:ext cx="5940425" cy="1729740"/>
                     </a:xfrm>
                     <a:prstGeom prst="rect">
                       <a:avLst/>
@@ -5389,47 +4682,66 @@
         <w:rPr>
           <w:rFonts w:ascii="Times New Roman" w:hAnsi="Times New Roman" w:cs="Times New Roman"/>
         </w:rPr>
-        <w:t>Рис 3</w:t>
-      </w:r>
-      <w:r>
-        <w:rPr>
-          <w:rFonts w:ascii="Times New Roman" w:hAnsi="Times New Roman" w:cs="Times New Roman"/>
-        </w:rPr>
-        <w:t>. Гистограммы для распределения Коши</w:t>
-      </w:r>
-    </w:p>
-    <w:p/>
-    <w:p>
-      <w:pPr>
-        <w:rPr>
+        <w:t xml:space="preserve">Рис </w:t>
+      </w:r>
+      <w:r>
+        <w:rPr>
+          <w:rFonts w:ascii="Times New Roman" w:hAnsi="Times New Roman" w:cs="Times New Roman"/>
+        </w:rPr>
+        <w:t>1</w:t>
+      </w:r>
+      <w:r>
+        <w:rPr>
+          <w:rFonts w:ascii="Times New Roman" w:hAnsi="Times New Roman" w:cs="Times New Roman"/>
+        </w:rPr>
+        <w:t>. Гистограммы для нормального распределения</w:t>
+      </w:r>
+    </w:p>
+    <w:p>
+      <w:pPr>
+        <w:jc w:val="center"/>
+        <w:rPr>
+          <w:rFonts w:ascii="Times New Roman" w:hAnsi="Times New Roman" w:cs="Times New Roman"/>
           <w:sz w:val="28"/>
           <w:szCs w:val="28"/>
         </w:rPr>
       </w:pPr>
-      <w:r>
+    </w:p>
+    <w:p>
+      <w:pPr>
         <w:rPr>
           <w:sz w:val="28"/>
           <w:szCs w:val="28"/>
         </w:rPr>
+      </w:pPr>
+      <w:r>
+        <w:rPr>
+          <w:sz w:val="28"/>
+          <w:szCs w:val="28"/>
+        </w:rPr>
         <w:t>Характеристики</w:t>
       </w:r>
     </w:p>
     <w:p>
       <w:pPr>
-        <w:ind w:left="2832" w:hanging="2832"/>
-        <w:rPr>
-          <w:rFonts w:ascii="Times New Roman" w:hAnsi="Times New Roman" w:cs="Times New Roman"/>
-        </w:rPr>
-      </w:pPr>
-      <w:r>
-        <w:rPr>
-          <w:rFonts w:ascii="Times New Roman" w:hAnsi="Times New Roman" w:cs="Times New Roman"/>
-        </w:rPr>
+        <w:rPr>
+          <w:sz w:val="28"/>
+          <w:szCs w:val="28"/>
+        </w:rPr>
+      </w:pPr>
+      <w:r>
+        <w:rPr>
+          <w:noProof/>
+          <w:sz w:val="28"/>
+          <w:szCs w:val="28"/>
+          <w:lang w:eastAsia="ru-RU"/>
+        </w:rPr>
+        <w:lastRenderedPageBreak/>
         <w:drawing>
-          <wp:inline distT="0" distB="0" distL="0" distR="0" wp14:anchorId="14790C13" wp14:editId="2BF28DB4">
-            <wp:extent cx="4823878" cy="1402202"/>
-            <wp:effectExtent l="0" t="0" r="0" b="7620"/>
-            <wp:docPr id="5" name="Рисунок 5"/>
+          <wp:inline distT="0" distB="0" distL="0" distR="0" wp14:anchorId="06673357" wp14:editId="7BBCE2F0">
+            <wp:extent cx="5197290" cy="1402202"/>
+            <wp:effectExtent l="0" t="0" r="3810" b="7620"/>
+            <wp:docPr id="3" name="Рисунок 3"/>
             <wp:cNvGraphicFramePr>
               <a:graphicFrameLocks xmlns:a="http://schemas.openxmlformats.org/drawingml/2006/main" noChangeAspect="1"/>
             </wp:cNvGraphicFramePr>
@@ -5449,7 +4761,7 @@
                   <pic:spPr>
                     <a:xfrm>
                       <a:off x="0" y="0"/>
-                      <a:ext cx="4823878" cy="1402202"/>
+                      <a:ext cx="5197290" cy="1402202"/>
                     </a:xfrm>
                     <a:prstGeom prst="rect">
                       <a:avLst/>
@@ -5464,6 +4776,13 @@
     </w:p>
     <w:p>
       <w:pPr>
+        <w:rPr>
+          <w:rFonts w:ascii="Times New Roman" w:hAnsi="Times New Roman" w:cs="Times New Roman"/>
+        </w:rPr>
+      </w:pPr>
+    </w:p>
+    <w:p>
+      <w:pPr>
         <w:jc w:val="center"/>
         <w:rPr>
           <w:rFonts w:ascii="Times New Roman" w:hAnsi="Times New Roman" w:cs="Times New Roman"/>
@@ -5473,17 +4792,18 @@
         <w:rPr>
           <w:rFonts w:ascii="Times New Roman" w:hAnsi="Times New Roman" w:cs="Times New Roman"/>
         </w:rPr>
-        <w:t>Рис 4</w:t>
-      </w:r>
-      <w:r>
-        <w:rPr>
-          <w:rFonts w:ascii="Times New Roman" w:hAnsi="Times New Roman" w:cs="Times New Roman"/>
-        </w:rPr>
-        <w:t>. Данные характеристик для распределения Коши</w:t>
-      </w:r>
-    </w:p>
-    <w:p>
-      <w:pPr>
+        <w:t>Рис 2</w:t>
+      </w:r>
+      <w:r>
+        <w:rPr>
+          <w:rFonts w:ascii="Times New Roman" w:hAnsi="Times New Roman" w:cs="Times New Roman"/>
+        </w:rPr>
+        <w:t>. Данные характеристик для нормального распределения</w:t>
+      </w:r>
+    </w:p>
+    <w:p>
+      <w:pPr>
+        <w:jc w:val="center"/>
         <w:rPr>
           <w:rFonts w:ascii="Times New Roman" w:hAnsi="Times New Roman" w:cs="Times New Roman"/>
         </w:rPr>
@@ -5496,14 +4816,14 @@
           <w:rFonts w:ascii="Times New Roman" w:hAnsi="Times New Roman" w:cs="Times New Roman"/>
         </w:rPr>
       </w:pPr>
-      <w:bookmarkStart w:id="7" w:name="_Toc222941054"/>
-      <w:r>
-        <w:rPr>
-          <w:rFonts w:ascii="Times New Roman" w:hAnsi="Times New Roman" w:cs="Times New Roman"/>
-        </w:rPr>
-        <w:t>Распределение Лапласа</w:t>
-      </w:r>
-      <w:bookmarkEnd w:id="7"/>
+      <w:bookmarkStart w:id="5" w:name="_Toc222941053"/>
+      <w:r>
+        <w:rPr>
+          <w:rFonts w:ascii="Times New Roman" w:hAnsi="Times New Roman" w:cs="Times New Roman"/>
+        </w:rPr>
+        <w:t>Распределение Коши</w:t>
+      </w:r>
+      <w:bookmarkEnd w:id="5"/>
     </w:p>
     <w:p>
       <w:pPr>
@@ -5529,14 +4849,12 @@
       <w:r>
         <w:rPr>
           <w:rFonts w:ascii="Times New Roman" w:hAnsi="Times New Roman" w:cs="Times New Roman"/>
-          <w:noProof/>
-          <w:lang w:eastAsia="ru-RU"/>
         </w:rPr>
         <w:drawing>
-          <wp:inline distT="0" distB="0" distL="0" distR="0" wp14:anchorId="652BFE11" wp14:editId="6F91099D">
-            <wp:extent cx="5940425" cy="1787525"/>
-            <wp:effectExtent l="0" t="0" r="3175" b="3175"/>
-            <wp:docPr id="13" name="Рисунок 13"/>
+          <wp:inline distT="0" distB="0" distL="0" distR="0" wp14:anchorId="33A3CDA9" wp14:editId="7ECF8C1D">
+            <wp:extent cx="5940425" cy="1716405"/>
+            <wp:effectExtent l="0" t="0" r="3175" b="0"/>
+            <wp:docPr id="4" name="Рисунок 4"/>
             <wp:cNvGraphicFramePr>
               <a:graphicFrameLocks xmlns:a="http://schemas.openxmlformats.org/drawingml/2006/main" noChangeAspect="1"/>
             </wp:cNvGraphicFramePr>
@@ -5556,7 +4874,7 @@
                   <pic:spPr>
                     <a:xfrm>
                       <a:off x="0" y="0"/>
-                      <a:ext cx="5940425" cy="1787525"/>
+                      <a:ext cx="5940425" cy="1716405"/>
                     </a:xfrm>
                     <a:prstGeom prst="rect">
                       <a:avLst/>
@@ -5580,19 +4898,13 @@
         <w:rPr>
           <w:rFonts w:ascii="Times New Roman" w:hAnsi="Times New Roman" w:cs="Times New Roman"/>
         </w:rPr>
-        <w:t>Рис 5</w:t>
-      </w:r>
-      <w:r>
-        <w:rPr>
-          <w:rFonts w:ascii="Times New Roman" w:hAnsi="Times New Roman" w:cs="Times New Roman"/>
-        </w:rPr>
-        <w:t xml:space="preserve">. Гистограммы для распределения </w:t>
-      </w:r>
-      <w:r>
-        <w:rPr>
-          <w:rFonts w:ascii="Times New Roman" w:hAnsi="Times New Roman" w:cs="Times New Roman"/>
-        </w:rPr>
-        <w:t>Лапласа</w:t>
+        <w:t>Рис 3</w:t>
+      </w:r>
+      <w:r>
+        <w:rPr>
+          <w:rFonts w:ascii="Times New Roman" w:hAnsi="Times New Roman" w:cs="Times New Roman"/>
+        </w:rPr>
+        <w:t>. Гистограммы для распределения Коши</w:t>
       </w:r>
     </w:p>
     <w:p/>
@@ -5613,20 +4925,22 @@
     </w:p>
     <w:p>
       <w:pPr>
-        <w:rPr>
-          <w:rFonts w:ascii="Times New Roman" w:hAnsi="Times New Roman" w:cs="Times New Roman"/>
-        </w:rPr>
-      </w:pPr>
-      <w:r>
-        <w:rPr>
-          <w:rFonts w:ascii="Times New Roman" w:hAnsi="Times New Roman" w:cs="Times New Roman"/>
-        </w:rPr>
-        <w:lastRenderedPageBreak/>
+        <w:ind w:left="2832" w:hanging="2832"/>
+        <w:rPr>
+          <w:rFonts w:ascii="Times New Roman" w:hAnsi="Times New Roman" w:cs="Times New Roman"/>
+        </w:rPr>
+      </w:pPr>
+      <w:r>
+        <w:rPr>
+          <w:rFonts w:ascii="Times New Roman" w:hAnsi="Times New Roman" w:cs="Times New Roman"/>
+          <w:noProof/>
+          <w:lang w:eastAsia="ru-RU"/>
+        </w:rPr>
         <w:drawing>
-          <wp:inline distT="0" distB="0" distL="0" distR="0" wp14:anchorId="311692D7" wp14:editId="158FFBB8">
-            <wp:extent cx="4907705" cy="1447925"/>
-            <wp:effectExtent l="0" t="0" r="7620" b="0"/>
-            <wp:docPr id="7" name="Рисунок 7"/>
+          <wp:inline distT="0" distB="0" distL="0" distR="0" wp14:anchorId="14790C13" wp14:editId="2BF28DB4">
+            <wp:extent cx="4823878" cy="1402202"/>
+            <wp:effectExtent l="0" t="0" r="0" b="7620"/>
+            <wp:docPr id="5" name="Рисунок 5"/>
             <wp:cNvGraphicFramePr>
               <a:graphicFrameLocks xmlns:a="http://schemas.openxmlformats.org/drawingml/2006/main" noChangeAspect="1"/>
             </wp:cNvGraphicFramePr>
@@ -5646,7 +4960,7 @@
                   <pic:spPr>
                     <a:xfrm>
                       <a:off x="0" y="0"/>
-                      <a:ext cx="4907705" cy="1447925"/>
+                      <a:ext cx="4823878" cy="1402202"/>
                     </a:xfrm>
                     <a:prstGeom prst="rect">
                       <a:avLst/>
@@ -5670,21 +4984,14 @@
         <w:rPr>
           <w:rFonts w:ascii="Times New Roman" w:hAnsi="Times New Roman" w:cs="Times New Roman"/>
         </w:rPr>
-        <w:t>Рис 6</w:t>
-      </w:r>
-      <w:r>
-        <w:rPr>
-          <w:rFonts w:ascii="Times New Roman" w:hAnsi="Times New Roman" w:cs="Times New Roman"/>
-        </w:rPr>
-        <w:t>. Данные характеристик для распределения Лапласа</w:t>
-      </w:r>
-    </w:p>
-    <w:p>
-      <w:pPr>
-        <w:rPr>
-          <w:rFonts w:ascii="Times New Roman" w:hAnsi="Times New Roman" w:cs="Times New Roman"/>
-        </w:rPr>
-      </w:pPr>
+        <w:t>Рис 4</w:t>
+      </w:r>
+      <w:r>
+        <w:rPr>
+          <w:rFonts w:ascii="Times New Roman" w:hAnsi="Times New Roman" w:cs="Times New Roman"/>
+        </w:rPr>
+        <w:t>. Данные характеристик для распределения Коши</w:t>
+      </w:r>
     </w:p>
     <w:p>
       <w:pPr>
@@ -5700,14 +5007,14 @@
           <w:rFonts w:ascii="Times New Roman" w:hAnsi="Times New Roman" w:cs="Times New Roman"/>
         </w:rPr>
       </w:pPr>
-      <w:bookmarkStart w:id="8" w:name="_Toc222941055"/>
-      <w:r>
-        <w:rPr>
-          <w:rFonts w:ascii="Times New Roman" w:hAnsi="Times New Roman" w:cs="Times New Roman"/>
-        </w:rPr>
-        <w:t>Распределение Пуассона</w:t>
-      </w:r>
-      <w:bookmarkEnd w:id="8"/>
+      <w:bookmarkStart w:id="6" w:name="_Toc222941054"/>
+      <w:r>
+        <w:rPr>
+          <w:rFonts w:ascii="Times New Roman" w:hAnsi="Times New Roman" w:cs="Times New Roman"/>
+        </w:rPr>
+        <w:t>Распределение Лапласа</w:t>
+      </w:r>
+      <w:bookmarkEnd w:id="6"/>
     </w:p>
     <w:p>
       <w:pPr>
@@ -5733,12 +5040,14 @@
       <w:r>
         <w:rPr>
           <w:rFonts w:ascii="Times New Roman" w:hAnsi="Times New Roman" w:cs="Times New Roman"/>
+          <w:noProof/>
+          <w:lang w:eastAsia="ru-RU"/>
         </w:rPr>
         <w:drawing>
-          <wp:inline distT="0" distB="0" distL="0" distR="0" wp14:anchorId="371003F3" wp14:editId="74D6207E">
-            <wp:extent cx="5940425" cy="1725930"/>
-            <wp:effectExtent l="0" t="0" r="3175" b="7620"/>
-            <wp:docPr id="16" name="Рисунок 16"/>
+          <wp:inline distT="0" distB="0" distL="0" distR="0" wp14:anchorId="652BFE11" wp14:editId="6F91099D">
+            <wp:extent cx="5940425" cy="1787525"/>
+            <wp:effectExtent l="0" t="0" r="3175" b="3175"/>
+            <wp:docPr id="13" name="Рисунок 13"/>
             <wp:cNvGraphicFramePr>
               <a:graphicFrameLocks xmlns:a="http://schemas.openxmlformats.org/drawingml/2006/main" noChangeAspect="1"/>
             </wp:cNvGraphicFramePr>
@@ -5758,7 +5067,7 @@
                   <pic:spPr>
                     <a:xfrm>
                       <a:off x="0" y="0"/>
-                      <a:ext cx="5940425" cy="1725930"/>
+                      <a:ext cx="5940425" cy="1787525"/>
                     </a:xfrm>
                     <a:prstGeom prst="rect">
                       <a:avLst/>
@@ -5782,13 +5091,19 @@
         <w:rPr>
           <w:rFonts w:ascii="Times New Roman" w:hAnsi="Times New Roman" w:cs="Times New Roman"/>
         </w:rPr>
-        <w:t>Рис 7</w:t>
-      </w:r>
-      <w:r>
-        <w:rPr>
-          <w:rFonts w:ascii="Times New Roman" w:hAnsi="Times New Roman" w:cs="Times New Roman"/>
-        </w:rPr>
-        <w:t>. Гистограммы для распределения Пуассона</w:t>
+        <w:t>Рис 5</w:t>
+      </w:r>
+      <w:r>
+        <w:rPr>
+          <w:rFonts w:ascii="Times New Roman" w:hAnsi="Times New Roman" w:cs="Times New Roman"/>
+        </w:rPr>
+        <w:t xml:space="preserve">. Гистограммы для распределения </w:t>
+      </w:r>
+      <w:r>
+        <w:rPr>
+          <w:rFonts w:ascii="Times New Roman" w:hAnsi="Times New Roman" w:cs="Times New Roman"/>
+        </w:rPr>
+        <w:t>Лапласа</w:t>
       </w:r>
     </w:p>
     <w:p/>
@@ -5816,12 +5131,15 @@
       <w:r>
         <w:rPr>
           <w:rFonts w:ascii="Times New Roman" w:hAnsi="Times New Roman" w:cs="Times New Roman"/>
-        </w:rPr>
+          <w:noProof/>
+          <w:lang w:eastAsia="ru-RU"/>
+        </w:rPr>
+        <w:lastRenderedPageBreak/>
         <w:drawing>
-          <wp:inline distT="0" distB="0" distL="0" distR="0" wp14:anchorId="4AC4C135" wp14:editId="08598A47">
-            <wp:extent cx="5022015" cy="1516511"/>
-            <wp:effectExtent l="0" t="0" r="7620" b="7620"/>
-            <wp:docPr id="8" name="Рисунок 8"/>
+          <wp:inline distT="0" distB="0" distL="0" distR="0" wp14:anchorId="311692D7" wp14:editId="158FFBB8">
+            <wp:extent cx="4907705" cy="1447925"/>
+            <wp:effectExtent l="0" t="0" r="7620" b="0"/>
+            <wp:docPr id="7" name="Рисунок 7"/>
             <wp:cNvGraphicFramePr>
               <a:graphicFrameLocks xmlns:a="http://schemas.openxmlformats.org/drawingml/2006/main" noChangeAspect="1"/>
             </wp:cNvGraphicFramePr>
@@ -5841,7 +5159,7 @@
                   <pic:spPr>
                     <a:xfrm>
                       <a:off x="0" y="0"/>
-                      <a:ext cx="5022015" cy="1516511"/>
+                      <a:ext cx="4907705" cy="1447925"/>
                     </a:xfrm>
                     <a:prstGeom prst="rect">
                       <a:avLst/>
@@ -5865,20 +5183,28 @@
         <w:rPr>
           <w:rFonts w:ascii="Times New Roman" w:hAnsi="Times New Roman" w:cs="Times New Roman"/>
         </w:rPr>
-        <w:t xml:space="preserve">Рис </w:t>
-      </w:r>
-      <w:r>
-        <w:rPr>
-          <w:rFonts w:ascii="Times New Roman" w:hAnsi="Times New Roman" w:cs="Times New Roman"/>
-        </w:rPr>
-        <w:t>8</w:t>
-      </w:r>
-      <w:r>
-        <w:rPr>
-          <w:rFonts w:ascii="Times New Roman" w:hAnsi="Times New Roman" w:cs="Times New Roman"/>
-        </w:rPr>
-        <w:t>. Данные характеристик для распределения Пуассона</w:t>
-      </w:r>
+        <w:t>Рис 6</w:t>
+      </w:r>
+      <w:r>
+        <w:rPr>
+          <w:rFonts w:ascii="Times New Roman" w:hAnsi="Times New Roman" w:cs="Times New Roman"/>
+        </w:rPr>
+        <w:t>. Данные характеристик для распределения Лапласа</w:t>
+      </w:r>
+    </w:p>
+    <w:p>
+      <w:pPr>
+        <w:rPr>
+          <w:rFonts w:ascii="Times New Roman" w:hAnsi="Times New Roman" w:cs="Times New Roman"/>
+        </w:rPr>
+      </w:pPr>
+    </w:p>
+    <w:p>
+      <w:pPr>
+        <w:rPr>
+          <w:rFonts w:ascii="Times New Roman" w:hAnsi="Times New Roman" w:cs="Times New Roman"/>
+        </w:rPr>
+      </w:pPr>
     </w:p>
     <w:p>
       <w:pPr>
@@ -5887,14 +5213,14 @@
           <w:rFonts w:ascii="Times New Roman" w:hAnsi="Times New Roman" w:cs="Times New Roman"/>
         </w:rPr>
       </w:pPr>
-      <w:bookmarkStart w:id="9" w:name="_Toc222941056"/>
-      <w:r>
-        <w:rPr>
-          <w:rFonts w:ascii="Times New Roman" w:hAnsi="Times New Roman" w:cs="Times New Roman"/>
-        </w:rPr>
-        <w:t>Распределение равномерное</w:t>
-      </w:r>
-      <w:bookmarkEnd w:id="9"/>
+      <w:bookmarkStart w:id="7" w:name="_Toc222941055"/>
+      <w:r>
+        <w:rPr>
+          <w:rFonts w:ascii="Times New Roman" w:hAnsi="Times New Roman" w:cs="Times New Roman"/>
+        </w:rPr>
+        <w:t>Распределение Пуассона</w:t>
+      </w:r>
+      <w:bookmarkEnd w:id="7"/>
     </w:p>
     <w:p>
       <w:pPr>
@@ -5920,12 +5246,14 @@
       <w:r>
         <w:rPr>
           <w:rFonts w:ascii="Times New Roman" w:hAnsi="Times New Roman" w:cs="Times New Roman"/>
+          <w:noProof/>
+          <w:lang w:eastAsia="ru-RU"/>
         </w:rPr>
         <w:drawing>
-          <wp:inline distT="0" distB="0" distL="0" distR="0" wp14:anchorId="32CFA1FB" wp14:editId="4BC90F50">
-            <wp:extent cx="5940425" cy="1685925"/>
-            <wp:effectExtent l="0" t="0" r="3175" b="9525"/>
-            <wp:docPr id="17" name="Рисунок 17"/>
+          <wp:inline distT="0" distB="0" distL="0" distR="0" wp14:anchorId="371003F3" wp14:editId="74D6207E">
+            <wp:extent cx="5940425" cy="1725930"/>
+            <wp:effectExtent l="0" t="0" r="3175" b="7620"/>
+            <wp:docPr id="16" name="Рисунок 16"/>
             <wp:cNvGraphicFramePr>
               <a:graphicFrameLocks xmlns:a="http://schemas.openxmlformats.org/drawingml/2006/main" noChangeAspect="1"/>
             </wp:cNvGraphicFramePr>
@@ -5945,7 +5273,7 @@
                   <pic:spPr>
                     <a:xfrm>
                       <a:off x="0" y="0"/>
-                      <a:ext cx="5940425" cy="1685925"/>
+                      <a:ext cx="5940425" cy="1725930"/>
                     </a:xfrm>
                     <a:prstGeom prst="rect">
                       <a:avLst/>
@@ -5969,21 +5297,14 @@
         <w:rPr>
           <w:rFonts w:ascii="Times New Roman" w:hAnsi="Times New Roman" w:cs="Times New Roman"/>
         </w:rPr>
-        <w:t>Рис 9</w:t>
-      </w:r>
-      <w:r>
-        <w:rPr>
-          <w:rFonts w:ascii="Times New Roman" w:hAnsi="Times New Roman" w:cs="Times New Roman"/>
-        </w:rPr>
-        <w:t>. Гистограммы для равномерного распределения</w:t>
-      </w:r>
-    </w:p>
-    <w:p>
-      <w:pPr>
-        <w:rPr>
-          <w:rFonts w:ascii="Times New Roman" w:hAnsi="Times New Roman" w:cs="Times New Roman"/>
-        </w:rPr>
-      </w:pPr>
+        <w:t>Рис 7</w:t>
+      </w:r>
+      <w:r>
+        <w:rPr>
+          <w:rFonts w:ascii="Times New Roman" w:hAnsi="Times New Roman" w:cs="Times New Roman"/>
+        </w:rPr>
+        <w:t>. Гистограммы для распределения Пуассона</w:t>
+      </w:r>
     </w:p>
     <w:p/>
     <w:p>
@@ -6011,13 +5332,13 @@
         <w:rPr>
           <w:rFonts w:ascii="Times New Roman" w:hAnsi="Times New Roman" w:cs="Times New Roman"/>
           <w:noProof/>
-        </w:rPr>
-        <w:lastRenderedPageBreak/>
+          <w:lang w:eastAsia="ru-RU"/>
+        </w:rPr>
         <w:drawing>
-          <wp:inline distT="0" distB="0" distL="0" distR="0" wp14:anchorId="06A393D5" wp14:editId="411730DE">
-            <wp:extent cx="4801016" cy="1470787"/>
-            <wp:effectExtent l="0" t="0" r="0" b="0"/>
-            <wp:docPr id="10" name="Рисунок 10"/>
+          <wp:inline distT="0" distB="0" distL="0" distR="0" wp14:anchorId="4AC4C135" wp14:editId="08598A47">
+            <wp:extent cx="5022015" cy="1516511"/>
+            <wp:effectExtent l="0" t="0" r="7620" b="7620"/>
+            <wp:docPr id="8" name="Рисунок 8"/>
             <wp:cNvGraphicFramePr>
               <a:graphicFrameLocks xmlns:a="http://schemas.openxmlformats.org/drawingml/2006/main" noChangeAspect="1"/>
             </wp:cNvGraphicFramePr>
@@ -6037,6 +5358,206 @@
                   <pic:spPr>
                     <a:xfrm>
                       <a:off x="0" y="0"/>
+                      <a:ext cx="5022015" cy="1516511"/>
+                    </a:xfrm>
+                    <a:prstGeom prst="rect">
+                      <a:avLst/>
+                    </a:prstGeom>
+                  </pic:spPr>
+                </pic:pic>
+              </a:graphicData>
+            </a:graphic>
+          </wp:inline>
+        </w:drawing>
+      </w:r>
+    </w:p>
+    <w:p>
+      <w:pPr>
+        <w:jc w:val="center"/>
+        <w:rPr>
+          <w:rFonts w:ascii="Times New Roman" w:hAnsi="Times New Roman" w:cs="Times New Roman"/>
+        </w:rPr>
+      </w:pPr>
+      <w:r>
+        <w:rPr>
+          <w:rFonts w:ascii="Times New Roman" w:hAnsi="Times New Roman" w:cs="Times New Roman"/>
+        </w:rPr>
+        <w:t xml:space="preserve">Рис </w:t>
+      </w:r>
+      <w:r>
+        <w:rPr>
+          <w:rFonts w:ascii="Times New Roman" w:hAnsi="Times New Roman" w:cs="Times New Roman"/>
+        </w:rPr>
+        <w:t>8</w:t>
+      </w:r>
+      <w:r>
+        <w:rPr>
+          <w:rFonts w:ascii="Times New Roman" w:hAnsi="Times New Roman" w:cs="Times New Roman"/>
+        </w:rPr>
+        <w:t>. Данные характеристик для распределения Пуассона</w:t>
+      </w:r>
+    </w:p>
+    <w:p>
+      <w:pPr>
+        <w:pStyle w:val="2"/>
+        <w:rPr>
+          <w:rFonts w:ascii="Times New Roman" w:hAnsi="Times New Roman" w:cs="Times New Roman"/>
+        </w:rPr>
+      </w:pPr>
+      <w:bookmarkStart w:id="8" w:name="_Toc222941056"/>
+      <w:r>
+        <w:rPr>
+          <w:rFonts w:ascii="Times New Roman" w:hAnsi="Times New Roman" w:cs="Times New Roman"/>
+        </w:rPr>
+        <w:t>Распределение равномерное</w:t>
+      </w:r>
+      <w:bookmarkEnd w:id="8"/>
+    </w:p>
+    <w:p>
+      <w:pPr>
+        <w:rPr>
+          <w:sz w:val="28"/>
+          <w:szCs w:val="28"/>
+        </w:rPr>
+      </w:pPr>
+      <w:r>
+        <w:rPr>
+          <w:sz w:val="28"/>
+          <w:szCs w:val="28"/>
+        </w:rPr>
+        <w:t>Гистограммы</w:t>
+      </w:r>
+    </w:p>
+    <w:p>
+      <w:pPr>
+        <w:rPr>
+          <w:rFonts w:ascii="Times New Roman" w:hAnsi="Times New Roman" w:cs="Times New Roman"/>
+        </w:rPr>
+      </w:pPr>
+      <w:r>
+        <w:rPr>
+          <w:rFonts w:ascii="Times New Roman" w:hAnsi="Times New Roman" w:cs="Times New Roman"/>
+        </w:rPr>
+        <w:drawing>
+          <wp:inline distT="0" distB="0" distL="0" distR="0" wp14:anchorId="4CA74EBE" wp14:editId="0E65EA48">
+            <wp:extent cx="5940425" cy="1744980"/>
+            <wp:effectExtent l="0" t="0" r="3175" b="7620"/>
+            <wp:docPr id="6" name="Рисунок 6"/>
+            <wp:cNvGraphicFramePr>
+              <a:graphicFrameLocks xmlns:a="http://schemas.openxmlformats.org/drawingml/2006/main" noChangeAspect="1"/>
+            </wp:cNvGraphicFramePr>
+            <a:graphic xmlns:a="http://schemas.openxmlformats.org/drawingml/2006/main">
+              <a:graphicData uri="http://schemas.openxmlformats.org/drawingml/2006/picture">
+                <pic:pic xmlns:pic="http://schemas.openxmlformats.org/drawingml/2006/picture">
+                  <pic:nvPicPr>
+                    <pic:cNvPr id="1" name=""/>
+                    <pic:cNvPicPr/>
+                  </pic:nvPicPr>
+                  <pic:blipFill>
+                    <a:blip r:embed="rId15"/>
+                    <a:stretch>
+                      <a:fillRect/>
+                    </a:stretch>
+                  </pic:blipFill>
+                  <pic:spPr>
+                    <a:xfrm>
+                      <a:off x="0" y="0"/>
+                      <a:ext cx="5940425" cy="1744980"/>
+                    </a:xfrm>
+                    <a:prstGeom prst="rect">
+                      <a:avLst/>
+                    </a:prstGeom>
+                  </pic:spPr>
+                </pic:pic>
+              </a:graphicData>
+            </a:graphic>
+          </wp:inline>
+        </w:drawing>
+      </w:r>
+    </w:p>
+    <w:p>
+      <w:pPr>
+        <w:jc w:val="center"/>
+        <w:rPr>
+          <w:rFonts w:ascii="Times New Roman" w:hAnsi="Times New Roman" w:cs="Times New Roman"/>
+        </w:rPr>
+      </w:pPr>
+      <w:r>
+        <w:rPr>
+          <w:rFonts w:ascii="Times New Roman" w:hAnsi="Times New Roman" w:cs="Times New Roman"/>
+        </w:rPr>
+        <w:t>Рис 9</w:t>
+      </w:r>
+      <w:r>
+        <w:rPr>
+          <w:rFonts w:ascii="Times New Roman" w:hAnsi="Times New Roman" w:cs="Times New Roman"/>
+        </w:rPr>
+        <w:t>. Гистограммы для равномерного распределения</w:t>
+      </w:r>
+    </w:p>
+    <w:p>
+      <w:pPr>
+        <w:rPr>
+          <w:rFonts w:ascii="Times New Roman" w:hAnsi="Times New Roman" w:cs="Times New Roman"/>
+        </w:rPr>
+      </w:pPr>
+    </w:p>
+    <w:p>
+      <w:bookmarkStart w:id="9" w:name="_GoBack"/>
+      <w:bookmarkEnd w:id="9"/>
+    </w:p>
+    <w:p>
+      <w:pPr>
+        <w:rPr>
+          <w:sz w:val="28"/>
+          <w:szCs w:val="28"/>
+        </w:rPr>
+      </w:pPr>
+      <w:r>
+        <w:rPr>
+          <w:sz w:val="28"/>
+          <w:szCs w:val="28"/>
+        </w:rPr>
+        <w:lastRenderedPageBreak/>
+        <w:t>Характеристики</w:t>
+      </w:r>
+    </w:p>
+    <w:p>
+      <w:pPr>
+        <w:rPr>
+          <w:rFonts w:ascii="Times New Roman" w:hAnsi="Times New Roman" w:cs="Times New Roman"/>
+        </w:rPr>
+      </w:pPr>
+      <w:r>
+        <w:rPr>
+          <w:rFonts w:ascii="Times New Roman" w:hAnsi="Times New Roman" w:cs="Times New Roman"/>
+          <w:noProof/>
+          <w:lang w:eastAsia="ru-RU"/>
+        </w:rPr>
+        <w:drawing>
+          <wp:inline distT="0" distB="0" distL="0" distR="0" wp14:anchorId="06A393D5" wp14:editId="411730DE">
+            <wp:extent cx="4801016" cy="1470787"/>
+            <wp:effectExtent l="0" t="0" r="0" b="0"/>
+            <wp:docPr id="10" name="Рисунок 10"/>
+            <wp:cNvGraphicFramePr>
+              <a:graphicFrameLocks xmlns:a="http://schemas.openxmlformats.org/drawingml/2006/main" noChangeAspect="1"/>
+            </wp:cNvGraphicFramePr>
+            <a:graphic xmlns:a="http://schemas.openxmlformats.org/drawingml/2006/main">
+              <a:graphicData uri="http://schemas.openxmlformats.org/drawingml/2006/picture">
+                <pic:pic xmlns:pic="http://schemas.openxmlformats.org/drawingml/2006/picture">
+                  <pic:nvPicPr>
+                    <pic:cNvPr id="1" name=""/>
+                    <pic:cNvPicPr/>
+                  </pic:nvPicPr>
+                  <pic:blipFill>
+                    <a:blip r:embed="rId16"/>
+                    <a:stretch>
+                      <a:fillRect/>
+                    </a:stretch>
+                  </pic:blipFill>
+                  <pic:spPr>
+                    <a:xfrm>
+                      <a:off x="0" y="0"/>
                       <a:ext cx="4801016" cy="1470787"/>
                     </a:xfrm>
                     <a:prstGeom prst="rect">
@@ -6174,87 +5695,7 @@
           <w:rFonts w:ascii="Times New Roman" w:eastAsia="Times New Roman" w:hAnsi="Times New Roman" w:cs="Times New Roman"/>
           <w:lang w:eastAsia="ru-RU"/>
         </w:rPr>
-        <w:t xml:space="preserve">Исследование выборочных характеристик положения (среднее, медиана, </w:t>
-      </w:r>
-      <w:proofErr w:type="spellStart"/>
-      <w:r>
-        <w:rPr>
-          <w:rFonts w:ascii="Times New Roman" w:eastAsia="Times New Roman" w:hAnsi="Times New Roman" w:cs="Times New Roman"/>
-          <w:lang w:eastAsia="ru-RU"/>
-        </w:rPr>
-        <w:t>полусумма</w:t>
-      </w:r>
-      <w:proofErr w:type="spellEnd"/>
-      <w:r>
-        <w:rPr>
-          <w:rFonts w:ascii="Times New Roman" w:eastAsia="Times New Roman" w:hAnsi="Times New Roman" w:cs="Times New Roman"/>
-          <w:lang w:eastAsia="ru-RU"/>
-        </w:rPr>
-        <w:t xml:space="preserve"> экстремальных элементов </w:t>
-      </w:r>
-      <w:proofErr w:type="spellStart"/>
-      <w:r>
-        <w:rPr>
-          <w:rFonts w:ascii="Times New Roman" w:eastAsia="Times New Roman" w:hAnsi="Times New Roman" w:cs="Times New Roman"/>
-          <w:lang w:eastAsia="ru-RU"/>
-        </w:rPr>
-        <w:t>zR</w:t>
-      </w:r>
-      <w:proofErr w:type="spellEnd"/>
-      <w:r>
-        <w:rPr>
-          <w:rFonts w:ascii="Times New Roman" w:eastAsia="Times New Roman" w:hAnsi="Times New Roman" w:cs="Times New Roman"/>
-          <w:lang w:eastAsia="ru-RU"/>
-        </w:rPr>
-        <w:t xml:space="preserve">, </w:t>
-      </w:r>
-      <w:proofErr w:type="spellStart"/>
-      <w:r>
-        <w:rPr>
-          <w:rFonts w:ascii="Times New Roman" w:eastAsia="Times New Roman" w:hAnsi="Times New Roman" w:cs="Times New Roman"/>
-          <w:lang w:eastAsia="ru-RU"/>
-        </w:rPr>
-        <w:t>полусумма</w:t>
-      </w:r>
-      <w:proofErr w:type="spellEnd"/>
-      <w:r>
-        <w:rPr>
-          <w:rFonts w:ascii="Times New Roman" w:eastAsia="Times New Roman" w:hAnsi="Times New Roman" w:cs="Times New Roman"/>
-          <w:lang w:eastAsia="ru-RU"/>
-        </w:rPr>
-        <w:t xml:space="preserve"> квартилей </w:t>
-      </w:r>
-      <w:proofErr w:type="spellStart"/>
-      <w:r>
-        <w:rPr>
-          <w:rFonts w:ascii="Times New Roman" w:eastAsia="Times New Roman" w:hAnsi="Times New Roman" w:cs="Times New Roman"/>
-          <w:lang w:eastAsia="ru-RU"/>
-        </w:rPr>
-        <w:t>zQ</w:t>
-      </w:r>
-      <w:proofErr w:type="spellEnd"/>
-      <w:r>
-        <w:rPr>
-          <w:rFonts w:ascii="Times New Roman" w:eastAsia="Times New Roman" w:hAnsi="Times New Roman" w:cs="Times New Roman"/>
-          <w:lang w:eastAsia="ru-RU"/>
-        </w:rPr>
-        <w:t xml:space="preserve"> и усечённое среднее </w:t>
-      </w:r>
-      <w:proofErr w:type="spellStart"/>
-      <w:r>
-        <w:rPr>
-          <w:rFonts w:ascii="Times New Roman" w:eastAsia="Times New Roman" w:hAnsi="Times New Roman" w:cs="Times New Roman"/>
-          <w:lang w:eastAsia="ru-RU"/>
-        </w:rPr>
-        <w:t>ztr</w:t>
-      </w:r>
-      <w:proofErr w:type="spellEnd"/>
-      <w:r>
-        <w:rPr>
-          <w:rFonts w:ascii="Times New Roman" w:eastAsia="Times New Roman" w:hAnsi="Times New Roman" w:cs="Times New Roman"/>
-          <w:lang w:eastAsia="ru-RU"/>
-        </w:rPr>
-        <w:t>) показало следующие закономерности:</w:t>
+        <w:t>Исследование выборочных характеристик положения (среднее, медиана, полусумма экстремальных элементов zR, полусумма квартилей zQ и усечённое среднее ztr) показало следующие закономерности:</w:t>
       </w:r>
     </w:p>
     <w:p>
@@ -6316,39 +5757,14 @@
           <w:rFonts w:ascii="Times New Roman" w:eastAsia="Times New Roman" w:hAnsi="Times New Roman" w:cs="Times New Roman"/>
           <w:lang w:eastAsia="ru-RU"/>
         </w:rPr>
-        <w:t xml:space="preserve">: среднее арифметическое и </w:t>
-      </w:r>
-      <w:proofErr w:type="spellStart"/>
+        <w:t>: среднее арифметическое и zR имеют крайне высокую дисперсию и случайные значения даже при больших выборках, что связано с отсутствием конечного математического ожидания у распределения Коши и наличием выбросов. Медиана, полусумма квартилей и усечённое среднее остаются устойчивыми и демонстрируют наименьшую дисперсию.</w:t>
+      </w:r>
       <w:r>
         <w:rPr>
           <w:rFonts w:ascii="Times New Roman" w:eastAsia="Times New Roman" w:hAnsi="Times New Roman" w:cs="Times New Roman"/>
           <w:lang w:eastAsia="ru-RU"/>
         </w:rPr>
-        <w:t>zR</w:t>
-      </w:r>
-      <w:proofErr w:type="spellEnd"/>
-      <w:r>
-        <w:rPr>
-          <w:rFonts w:ascii="Times New Roman" w:eastAsia="Times New Roman" w:hAnsi="Times New Roman" w:cs="Times New Roman"/>
-          <w:lang w:eastAsia="ru-RU"/>
-        </w:rPr>
-        <w:t xml:space="preserve"> имеют крайне высокую дисперсию и случайные значения даже при больших выборках, что связано с отсутствием конечного математического ожидания у распределения Коши и наличием выбросов. Медиана, </w:t>
-      </w:r>
-      <w:proofErr w:type="spellStart"/>
-      <w:r>
-        <w:rPr>
-          <w:rFonts w:ascii="Times New Roman" w:eastAsia="Times New Roman" w:hAnsi="Times New Roman" w:cs="Times New Roman"/>
-          <w:lang w:eastAsia="ru-RU"/>
-        </w:rPr>
-        <w:t>полусумма</w:t>
-      </w:r>
-      <w:proofErr w:type="spellEnd"/>
-      <w:r>
-        <w:rPr>
-          <w:rFonts w:ascii="Times New Roman" w:eastAsia="Times New Roman" w:hAnsi="Times New Roman" w:cs="Times New Roman"/>
-          <w:lang w:eastAsia="ru-RU"/>
-        </w:rPr>
-        <w:t xml:space="preserve"> квартилей и усечённое среднее остаются устойчивыми и демонстрируют наименьшую дисперсию, причём медиана показывает наилучшую робастность для всех n.</w:t>
+        <w:t xml:space="preserve"> </w:t>
       </w:r>
     </w:p>
     <w:p>
@@ -6366,62 +5782,28 @@
           <w:lang w:eastAsia="ru-RU"/>
         </w:rPr>
       </w:pPr>
-      <w:proofErr w:type="spellStart"/>
       <w:r>
         <w:rPr>
           <w:rFonts w:ascii="Times New Roman" w:eastAsia="Times New Roman" w:hAnsi="Times New Roman" w:cs="Times New Roman"/>
           <w:bCs/>
           <w:lang w:eastAsia="ru-RU"/>
         </w:rPr>
-        <w:t>Лапласовское</w:t>
-      </w:r>
-      <w:proofErr w:type="spellEnd"/>
-      <w:r>
-        <w:rPr>
-          <w:rFonts w:ascii="Times New Roman" w:eastAsia="Times New Roman" w:hAnsi="Times New Roman" w:cs="Times New Roman"/>
-          <w:bCs/>
-          <w:lang w:eastAsia="ru-RU"/>
-        </w:rPr>
-        <w:t xml:space="preserve"> распределение</w:t>
+        <w:t>Лапласовское распределение</w:t>
       </w:r>
       <w:r>
         <w:rPr>
           <w:rFonts w:ascii="Times New Roman" w:eastAsia="Times New Roman" w:hAnsi="Times New Roman" w:cs="Times New Roman"/>
           <w:lang w:eastAsia="ru-RU"/>
         </w:rPr>
-        <w:t xml:space="preserve">: все характеристики сходятся к 0.0 при росте n. Наилучшие результаты сходимости дисперсии и среднего показывает медиана. </w:t>
-      </w:r>
-      <w:proofErr w:type="spellStart"/>
+        <w:t xml:space="preserve">: все характеристики сходятся к 0.0 при росте n. Наилучшие результаты сходимости дисперсии и среднего показывает медиана. Полусумма экстремальных элементов zR демонстрирует высокую вариативность и менее </w:t>
+      </w:r>
       <w:r>
         <w:rPr>
           <w:rFonts w:ascii="Times New Roman" w:eastAsia="Times New Roman" w:hAnsi="Times New Roman" w:cs="Times New Roman"/>
           <w:lang w:eastAsia="ru-RU"/>
         </w:rPr>
-        <w:t>Полусумма</w:t>
-      </w:r>
-      <w:proofErr w:type="spellEnd"/>
-      <w:r>
-        <w:rPr>
-          <w:rFonts w:ascii="Times New Roman" w:eastAsia="Times New Roman" w:hAnsi="Times New Roman" w:cs="Times New Roman"/>
-          <w:lang w:eastAsia="ru-RU"/>
-        </w:rPr>
-        <w:t xml:space="preserve"> экстремальных элементов </w:t>
-      </w:r>
-      <w:proofErr w:type="spellStart"/>
-      <w:r>
-        <w:rPr>
-          <w:rFonts w:ascii="Times New Roman" w:eastAsia="Times New Roman" w:hAnsi="Times New Roman" w:cs="Times New Roman"/>
-          <w:lang w:eastAsia="ru-RU"/>
-        </w:rPr>
-        <w:t>zR</w:t>
-      </w:r>
-      <w:proofErr w:type="spellEnd"/>
-      <w:r>
-        <w:rPr>
-          <w:rFonts w:ascii="Times New Roman" w:eastAsia="Times New Roman" w:hAnsi="Times New Roman" w:cs="Times New Roman"/>
-          <w:lang w:eastAsia="ru-RU"/>
-        </w:rPr>
-        <w:t xml:space="preserve"> демонстрирует высокую вариативность и менее информативна, усечённое среднее имеет дисперсию ниже, чем среднее арифметическое, что делает его хорошей робастной оценкой.</w:t>
+        <w:lastRenderedPageBreak/>
+        <w:t>информативна, усечённое среднее имеет дисперсию ниже, чем среднее арифметическое, что делает его хорошей робастной оценкой.</w:t>
       </w:r>
     </w:p>
     <w:p>
@@ -6445,7 +5827,6 @@
           <w:bCs/>
           <w:lang w:eastAsia="ru-RU"/>
         </w:rPr>
-        <w:lastRenderedPageBreak/>
         <w:t>Пуассон</w:t>
       </w:r>
       <w:r>
@@ -6453,71 +5834,7 @@
           <w:rFonts w:ascii="Times New Roman" w:eastAsia="Times New Roman" w:hAnsi="Times New Roman" w:cs="Times New Roman"/>
           <w:lang w:eastAsia="ru-RU"/>
         </w:rPr>
-        <w:t xml:space="preserve">: выборочное среднее хорошо аппроксимирует λ ≈ 5 при малых n, но с ростом n дисперсия медианы и </w:t>
-      </w:r>
-      <w:proofErr w:type="spellStart"/>
-      <w:r>
-        <w:rPr>
-          <w:rFonts w:ascii="Times New Roman" w:eastAsia="Times New Roman" w:hAnsi="Times New Roman" w:cs="Times New Roman"/>
-          <w:lang w:eastAsia="ru-RU"/>
-        </w:rPr>
-        <w:t>zQ</w:t>
-      </w:r>
-      <w:proofErr w:type="spellEnd"/>
-      <w:r>
-        <w:rPr>
-          <w:rFonts w:ascii="Times New Roman" w:eastAsia="Times New Roman" w:hAnsi="Times New Roman" w:cs="Times New Roman"/>
-          <w:lang w:eastAsia="ru-RU"/>
-        </w:rPr>
-        <w:t xml:space="preserve"> становится меньше, чем у остальных характеристик. Наилучшей оценкой при больших выборках оказывается </w:t>
-      </w:r>
-      <w:proofErr w:type="spellStart"/>
-      <w:r>
-        <w:rPr>
-          <w:rFonts w:ascii="Times New Roman" w:eastAsia="Times New Roman" w:hAnsi="Times New Roman" w:cs="Times New Roman"/>
-          <w:lang w:eastAsia="ru-RU"/>
-        </w:rPr>
-        <w:t>zQ</w:t>
-      </w:r>
-      <w:proofErr w:type="spellEnd"/>
-      <w:r>
-        <w:rPr>
-          <w:rFonts w:ascii="Times New Roman" w:eastAsia="Times New Roman" w:hAnsi="Times New Roman" w:cs="Times New Roman"/>
-          <w:lang w:eastAsia="ru-RU"/>
-        </w:rPr>
-        <w:t xml:space="preserve">, </w:t>
-      </w:r>
-      <w:proofErr w:type="spellStart"/>
-      <w:r>
-        <w:rPr>
-          <w:rFonts w:ascii="Times New Roman" w:eastAsia="Times New Roman" w:hAnsi="Times New Roman" w:cs="Times New Roman"/>
-          <w:lang w:eastAsia="ru-RU"/>
-        </w:rPr>
-        <w:t>полусумма</w:t>
-      </w:r>
-      <w:proofErr w:type="spellEnd"/>
-      <w:r>
-        <w:rPr>
-          <w:rFonts w:ascii="Times New Roman" w:eastAsia="Times New Roman" w:hAnsi="Times New Roman" w:cs="Times New Roman"/>
-          <w:lang w:eastAsia="ru-RU"/>
-        </w:rPr>
-        <w:t xml:space="preserve"> экстремальных элементов </w:t>
-      </w:r>
-      <w:proofErr w:type="spellStart"/>
-      <w:r>
-        <w:rPr>
-          <w:rFonts w:ascii="Times New Roman" w:eastAsia="Times New Roman" w:hAnsi="Times New Roman" w:cs="Times New Roman"/>
-          <w:lang w:eastAsia="ru-RU"/>
-        </w:rPr>
-        <w:t>zR</w:t>
-      </w:r>
-      <w:proofErr w:type="spellEnd"/>
-      <w:r>
-        <w:rPr>
-          <w:rFonts w:ascii="Times New Roman" w:eastAsia="Times New Roman" w:hAnsi="Times New Roman" w:cs="Times New Roman"/>
-          <w:lang w:eastAsia="ru-RU"/>
-        </w:rPr>
-        <w:t xml:space="preserve"> менее надёжна. Усечённое среднее демонстрирует большую дисперсию по сравнению с выборочным.</w:t>
+        <w:t>: выборочное среднее хорошо аппроксимирует λ ≈ 5 при малых n, но с ростом n дисперсия медианы и zQ становится меньше, чем у остальных характеристик. Наилучшей оценкой при больших выборках оказывается zQ, полусумма экстремальных элементов zR менее надёжна. Усечённое среднее демонстрирует большую дисперсию по сравнению с выборочным.</w:t>
       </w:r>
     </w:p>
     <w:p>
@@ -6548,55 +5865,21 @@
           <w:rFonts w:ascii="Times New Roman" w:eastAsia="Times New Roman" w:hAnsi="Times New Roman" w:cs="Times New Roman"/>
           <w:lang w:eastAsia="ru-RU"/>
         </w:rPr>
-        <w:t xml:space="preserve">: все характеристики сходятся к теоретическому центру 0.0. Наиболее информативной и устойчивой является </w:t>
-      </w:r>
-      <w:proofErr w:type="spellStart"/>
+        <w:t>: все характеристики сходятся к теоретическому центру 0.0. Наиболее информативной и устойчивой является полус</w:t>
+      </w:r>
       <w:r>
         <w:rPr>
           <w:rFonts w:ascii="Times New Roman" w:eastAsia="Times New Roman" w:hAnsi="Times New Roman" w:cs="Times New Roman"/>
           <w:lang w:eastAsia="ru-RU"/>
         </w:rPr>
-        <w:t>полусумма</w:t>
-      </w:r>
-      <w:proofErr w:type="spellEnd"/>
+        <w:t>умма экстремальных элементов zR</w:t>
+      </w:r>
       <w:r>
         <w:rPr>
           <w:rFonts w:ascii="Times New Roman" w:eastAsia="Times New Roman" w:hAnsi="Times New Roman" w:cs="Times New Roman"/>
           <w:lang w:eastAsia="ru-RU"/>
         </w:rPr>
-        <w:t xml:space="preserve"> экстремальных элементов </w:t>
-      </w:r>
-      <w:proofErr w:type="spellStart"/>
-      <w:r>
-        <w:rPr>
-          <w:rFonts w:ascii="Times New Roman" w:eastAsia="Times New Roman" w:hAnsi="Times New Roman" w:cs="Times New Roman"/>
-          <w:lang w:eastAsia="ru-RU"/>
-        </w:rPr>
-        <w:t>zR</w:t>
-      </w:r>
-      <w:proofErr w:type="spellEnd"/>
-      <w:r>
-        <w:rPr>
-          <w:rFonts w:ascii="Times New Roman" w:eastAsia="Times New Roman" w:hAnsi="Times New Roman" w:cs="Times New Roman"/>
-          <w:lang w:eastAsia="ru-RU"/>
-        </w:rPr>
-        <w:t xml:space="preserve">, дисперсия которой снижается примерно пропорционально n². Остальные характеристики имеют дисперсию, убывающую </w:t>
-      </w:r>
-      <w:proofErr w:type="gramStart"/>
-      <w:r>
-        <w:rPr>
-          <w:rFonts w:ascii="Times New Roman" w:eastAsia="Times New Roman" w:hAnsi="Times New Roman" w:cs="Times New Roman"/>
-          <w:lang w:eastAsia="ru-RU"/>
-        </w:rPr>
-        <w:t>примерно</w:t>
-      </w:r>
-      <w:proofErr w:type="gramEnd"/>
-      <w:r>
-        <w:rPr>
-          <w:rFonts w:ascii="Times New Roman" w:eastAsia="Times New Roman" w:hAnsi="Times New Roman" w:cs="Times New Roman"/>
-          <w:lang w:eastAsia="ru-RU"/>
-        </w:rPr>
-        <w:t xml:space="preserve"> как n.</w:t>
+        <w:t>.</w:t>
       </w:r>
     </w:p>
     <w:p>
@@ -6615,23 +5898,35 @@
           <w:rFonts w:ascii="Times New Roman" w:eastAsia="Times New Roman" w:hAnsi="Times New Roman" w:cs="Times New Roman"/>
           <w:lang w:eastAsia="ru-RU"/>
         </w:rPr>
-        <w:t xml:space="preserve">Таким образом, анализ показал, что среднее арифметическое является эффективной оценкой для распределений без тяжёлых хвостов (нормальное, равномерное, Пуассона), но крайне неустойчиво для Коши. Робастные оценки положения — медиана, </w:t>
-      </w:r>
-      <w:proofErr w:type="spellStart"/>
+        <w:t>Таким образом, анализ показал, что среднее арифметическое является эффективной оценкой для распределений без тяжёлых хвостов (нормальное, равномерное, Пуассона), но крайне неустойчиво для Ко</w:t>
+      </w:r>
       <w:r>
         <w:rPr>
           <w:rFonts w:ascii="Times New Roman" w:eastAsia="Times New Roman" w:hAnsi="Times New Roman" w:cs="Times New Roman"/>
           <w:lang w:eastAsia="ru-RU"/>
         </w:rPr>
-        <w:t>полусумма</w:t>
-      </w:r>
-      <w:proofErr w:type="spellEnd"/>
+        <w:t>ши. Робастные оценки положения -</w:t>
+      </w:r>
       <w:r>
         <w:rPr>
           <w:rFonts w:ascii="Times New Roman" w:eastAsia="Times New Roman" w:hAnsi="Times New Roman" w:cs="Times New Roman"/>
           <w:lang w:eastAsia="ru-RU"/>
         </w:rPr>
-        <w:t xml:space="preserve"> квартилей и усечённое среднее — демонстрируют устойчивость к выбросам и меньшую вариативность при тяжёлых хвостах.</w:t>
+        <w:t xml:space="preserve"> медиана, полусумма </w:t>
+      </w:r>
+      <w:r>
+        <w:rPr>
+          <w:rFonts w:ascii="Times New Roman" w:eastAsia="Times New Roman" w:hAnsi="Times New Roman" w:cs="Times New Roman"/>
+          <w:lang w:eastAsia="ru-RU"/>
+        </w:rPr>
+        <w:t>квартилей и усечённое среднее -</w:t>
+      </w:r>
+      <w:r>
+        <w:rPr>
+          <w:rFonts w:ascii="Times New Roman" w:eastAsia="Times New Roman" w:hAnsi="Times New Roman" w:cs="Times New Roman"/>
+          <w:lang w:eastAsia="ru-RU"/>
+        </w:rPr>
+        <w:t>демонстрируют устойчивость к выбросам и меньшую вариативность при тяжёлых хвостах.</w:t>
       </w:r>
     </w:p>
     <w:p>
@@ -6687,21 +5982,7 @@
         <w:rPr>
           <w:rFonts w:ascii="Times New Roman" w:hAnsi="Times New Roman" w:cs="Times New Roman"/>
         </w:rPr>
-        <w:t xml:space="preserve">Численные характеристики сходятся к теоретическим значениям по мере роста n, но их устойчивость зависит от распределения. Выборочное среднее эффективно для нормального, равномерного и пуассоновского распределений, но крайне неустойчиво для Коши. Медиана, </w:t>
-      </w:r>
-      <w:proofErr w:type="spellStart"/>
-      <w:r>
-        <w:rPr>
-          <w:rFonts w:ascii="Times New Roman" w:hAnsi="Times New Roman" w:cs="Times New Roman"/>
-        </w:rPr>
-        <w:t>полусумма</w:t>
-      </w:r>
-      <w:proofErr w:type="spellEnd"/>
-      <w:r>
-        <w:rPr>
-          <w:rFonts w:ascii="Times New Roman" w:hAnsi="Times New Roman" w:cs="Times New Roman"/>
-        </w:rPr>
-        <w:t xml:space="preserve"> квартилей и усечённое среднее устойчивы к выбросам и хорошо подходят для тяжёлых хвостов.</w:t>
+        <w:t>Численные характеристики сходятся к теоретическим значениям по мере роста n, но их устойчивость зависит от распределения. Выборочное среднее эффективно для нормального, равномерного и пуассоновского распределений, но крайне неустойчиво для Коши. Медиана, полусумма квартилей и усечённое среднее устойчивы к выбросам и хорошо подходят для тяжёлых хвостов.</w:t>
       </w:r>
     </w:p>
     <w:p>
@@ -6739,7 +6020,13 @@
         <w:rPr>
           <w:rFonts w:ascii="Times New Roman" w:hAnsi="Times New Roman" w:cs="Times New Roman"/>
         </w:rPr>
-        <w:t>Нормальное — выборочное среднее</w:t>
+        <w:t>Нормальное -</w:t>
+      </w:r>
+      <w:r>
+        <w:rPr>
+          <w:rFonts w:ascii="Times New Roman" w:hAnsi="Times New Roman" w:cs="Times New Roman"/>
+        </w:rPr>
+        <w:t xml:space="preserve"> выборочное среднее</w:t>
       </w:r>
     </w:p>
     <w:p>
@@ -6757,7 +6044,13 @@
         <w:rPr>
           <w:rFonts w:ascii="Times New Roman" w:hAnsi="Times New Roman" w:cs="Times New Roman"/>
         </w:rPr>
-        <w:t>Коши — медиана</w:t>
+        <w:t>Коши -</w:t>
+      </w:r>
+      <w:r>
+        <w:rPr>
+          <w:rFonts w:ascii="Times New Roman" w:hAnsi="Times New Roman" w:cs="Times New Roman"/>
+        </w:rPr>
+        <w:t xml:space="preserve"> медиана</w:t>
       </w:r>
     </w:p>
     <w:p>
@@ -6775,7 +6068,13 @@
         <w:rPr>
           <w:rFonts w:ascii="Times New Roman" w:hAnsi="Times New Roman" w:cs="Times New Roman"/>
         </w:rPr>
-        <w:t>Лапласа — медиана</w:t>
+        <w:t>Лапласа -</w:t>
+      </w:r>
+      <w:r>
+        <w:rPr>
+          <w:rFonts w:ascii="Times New Roman" w:hAnsi="Times New Roman" w:cs="Times New Roman"/>
+        </w:rPr>
+        <w:t xml:space="preserve"> медиана</w:t>
       </w:r>
     </w:p>
     <w:p>
@@ -6793,16 +6092,14 @@
         <w:rPr>
           <w:rFonts w:ascii="Times New Roman" w:hAnsi="Times New Roman" w:cs="Times New Roman"/>
         </w:rPr>
-        <w:t xml:space="preserve">Пуассона — малые выборки: среднее, большие выборки: </w:t>
-      </w:r>
-      <w:proofErr w:type="spellStart"/>
-      <w:r>
-        <w:rPr>
-          <w:rFonts w:ascii="Times New Roman" w:hAnsi="Times New Roman" w:cs="Times New Roman"/>
-        </w:rPr>
-        <w:t>zQ</w:t>
-      </w:r>
-      <w:proofErr w:type="spellEnd"/>
+        <w:t>Пуассона -</w:t>
+      </w:r>
+      <w:r>
+        <w:rPr>
+          <w:rFonts w:ascii="Times New Roman" w:hAnsi="Times New Roman" w:cs="Times New Roman"/>
+        </w:rPr>
+        <w:t xml:space="preserve"> малые выборки: среднее, большие выборки: zQ</w:t>
+      </w:r>
     </w:p>
     <w:p>
       <w:pPr>
@@ -6819,16 +6116,14 @@
         <w:rPr>
           <w:rFonts w:ascii="Times New Roman" w:hAnsi="Times New Roman" w:cs="Times New Roman"/>
         </w:rPr>
-        <w:t xml:space="preserve">Равномерное — </w:t>
-      </w:r>
-      <w:proofErr w:type="spellStart"/>
-      <w:r>
-        <w:rPr>
-          <w:rFonts w:ascii="Times New Roman" w:hAnsi="Times New Roman" w:cs="Times New Roman"/>
-        </w:rPr>
-        <w:t>zR</w:t>
-      </w:r>
-      <w:proofErr w:type="spellEnd"/>
+        <w:t>Равномерное -</w:t>
+      </w:r>
+      <w:r>
+        <w:rPr>
+          <w:rFonts w:ascii="Times New Roman" w:hAnsi="Times New Roman" w:cs="Times New Roman"/>
+        </w:rPr>
+        <w:t xml:space="preserve"> zR</w:t>
+      </w:r>
     </w:p>
     <w:p>
       <w:pPr>
@@ -6880,21 +6175,12 @@
           <w:rFonts w:ascii="Times New Roman" w:hAnsi="Times New Roman" w:cs="Times New Roman"/>
         </w:rPr>
       </w:pPr>
-      <w:proofErr w:type="spellStart"/>
-      <w:r>
-        <w:rPr>
-          <w:rFonts w:ascii="Times New Roman" w:hAnsi="Times New Roman" w:cs="Times New Roman"/>
-        </w:rPr>
-        <w:t>Репозиторий</w:t>
-      </w:r>
-      <w:proofErr w:type="spellEnd"/>
-      <w:r>
-        <w:rPr>
-          <w:rFonts w:ascii="Times New Roman" w:hAnsi="Times New Roman" w:cs="Times New Roman"/>
-        </w:rPr>
-        <w:t xml:space="preserve"> </w:t>
-      </w:r>
-      <w:proofErr w:type="spellStart"/>
+      <w:r>
+        <w:rPr>
+          <w:rFonts w:ascii="Times New Roman" w:hAnsi="Times New Roman" w:cs="Times New Roman"/>
+        </w:rPr>
+        <w:t xml:space="preserve">Репозиторий </w:t>
+      </w:r>
       <w:r>
         <w:rPr>
           <w:rFonts w:ascii="Times New Roman" w:hAnsi="Times New Roman" w:cs="Times New Roman"/>
@@ -6902,14 +6188,13 @@
         </w:rPr>
         <w:t>GitHub</w:t>
       </w:r>
-      <w:proofErr w:type="spellEnd"/>
       <w:r>
         <w:rPr>
           <w:rFonts w:ascii="Times New Roman" w:hAnsi="Times New Roman" w:cs="Times New Roman"/>
         </w:rPr>
         <w:t xml:space="preserve">: </w:t>
       </w:r>
-      <w:hyperlink r:id="rId15" w:history="1">
+      <w:hyperlink r:id="rId17" w:history="1">
         <w:r>
           <w:rPr>
             <w:rStyle w:val="a6"/>
@@ -6941,7 +6226,7 @@
       </w:pPr>
     </w:p>
     <w:sectPr>
-      <w:footerReference w:type="default" r:id="rId16"/>
+      <w:footerReference w:type="default" r:id="rId18"/>
       <w:pgSz w:w="11906" w:h="16838"/>
       <w:pgMar w:top="1134" w:right="850" w:bottom="1134" w:left="1701" w:header="708" w:footer="708" w:gutter="0"/>
       <w:cols w:space="708"/>
@@ -6950,6 +6235,25 @@
     </w:sectPr>
   </w:body>
 </w:document>
+</file>
+
+<file path=word/endnotes.xml><?xml version="1.0" encoding="utf-8"?>
+<w:endnotes xmlns:wpc="http://schemas.microsoft.com/office/word/2010/wordprocessingCanvas" xmlns:mc="http://schemas.openxmlformats.org/markup-compatibility/2006" xmlns:o="urn:schemas-microsoft-com:office:office" xmlns:r="http://schemas.openxmlformats.org/officeDocument/2006/relationships" xmlns:m="http://schemas.openxmlformats.org/officeDocument/2006/math" xmlns:v="urn:schemas-microsoft-com:vml" xmlns:wp14="http://schemas.microsoft.com/office/word/2010/wordprocessingDrawing" xmlns:wp="http://schemas.openxmlformats.org/drawingml/2006/wordprocessingDrawing" xmlns:w10="urn:schemas-microsoft-com:office:word" xmlns:w="http://schemas.openxmlformats.org/wordprocessingml/2006/main" xmlns:w14="http://schemas.microsoft.com/office/word/2010/wordml" xmlns:w15="http://schemas.microsoft.com/office/word/2012/wordml" xmlns:wpg="http://schemas.microsoft.com/office/word/2010/wordprocessingGroup" xmlns:wpi="http://schemas.microsoft.com/office/word/2010/wordprocessingInk" xmlns:wne="http://schemas.microsoft.com/office/word/2006/wordml" xmlns:wps="http://schemas.microsoft.com/office/word/2010/wordprocessingShape" mc:Ignorable="w14 w15 wp14">
+  <w:endnote w:type="separator" w:id="-1">
+    <w:p>
+      <w:r>
+        <w:separator/>
+      </w:r>
+    </w:p>
+  </w:endnote>
+  <w:endnote w:type="continuationSeparator" w:id="0">
+    <w:p>
+      <w:r>
+        <w:continuationSeparator/>
+      </w:r>
+    </w:p>
+  </w:endnote>
+</w:endnotes>
 </file>
 
 <file path=word/footer1.xml><?xml version="1.0" encoding="utf-8"?>
@@ -6962,6 +6266,7 @@
         <w:docPartUnique/>
       </w:docPartObj>
     </w:sdtPr>
+    <w:sdtEndPr/>
     <w:sdtContent>
       <w:p>
         <w:pPr>
@@ -6995,6 +6300,25 @@
     </w:pPr>
   </w:p>
 </w:ftr>
+</file>
+
+<file path=word/footnotes.xml><?xml version="1.0" encoding="utf-8"?>
+<w:footnotes xmlns:wpc="http://schemas.microsoft.com/office/word/2010/wordprocessingCanvas" xmlns:mc="http://schemas.openxmlformats.org/markup-compatibility/2006" xmlns:o="urn:schemas-microsoft-com:office:office" xmlns:r="http://schemas.openxmlformats.org/officeDocument/2006/relationships" xmlns:m="http://schemas.openxmlformats.org/officeDocument/2006/math" xmlns:v="urn:schemas-microsoft-com:vml" xmlns:wp14="http://schemas.microsoft.com/office/word/2010/wordprocessingDrawing" xmlns:wp="http://schemas.openxmlformats.org/drawingml/2006/wordprocessingDrawing" xmlns:w10="urn:schemas-microsoft-com:office:word" xmlns:w="http://schemas.openxmlformats.org/wordprocessingml/2006/main" xmlns:w14="http://schemas.microsoft.com/office/word/2010/wordml" xmlns:w15="http://schemas.microsoft.com/office/word/2012/wordml" xmlns:wpg="http://schemas.microsoft.com/office/word/2010/wordprocessingGroup" xmlns:wpi="http://schemas.microsoft.com/office/word/2010/wordprocessingInk" xmlns:wne="http://schemas.microsoft.com/office/word/2006/wordml" xmlns:wps="http://schemas.microsoft.com/office/word/2010/wordprocessingShape" mc:Ignorable="w14 w15 wp14">
+  <w:footnote w:type="separator" w:id="-1">
+    <w:p>
+      <w:r>
+        <w:separator/>
+      </w:r>
+    </w:p>
+  </w:footnote>
+  <w:footnote w:type="continuationSeparator" w:id="0">
+    <w:p>
+      <w:r>
+        <w:continuationSeparator/>
+      </w:r>
+    </w:p>
+  </w:footnote>
+</w:footnotes>
 </file>
 
 <file path=word/numbering.xml><?xml version="1.0" encoding="utf-8"?>
